--- a/eng/docx/25.content.docx
+++ b/eng/docx/25.content.docx
@@ -45,19 +45,7 @@
         <w:rPr>
           <w:lang w:val="en_US" w:bidi="en_US"/>
         </w:rPr>
-        <w:t xml:space="preserve"> is based on: </w:t>
-      </w:r>
-      <w:r>
-        <w:rPr>
-          <w:lang w:val="en_US" w:bidi="en_US"/>
-        </w:rPr>
-        <w:t>unfoldingWord® Simplified Text</w:t>
-      </w:r>
-      <w:r>
-        <w:rPr>
-          <w:lang w:val="en_US" w:bidi="en_US"/>
-        </w:rPr>
-        <w:t xml:space="preserve">, </w:t>
+        <w:t xml:space="preserve"> © 2022 </w:t>
       </w:r>
       <w:hyperlink r:id="rId13">
         <w:r>
@@ -75,7 +63,7 @@
         <w:rPr>
           <w:lang w:val="en_US" w:bidi="en_US"/>
         </w:rPr>
-        <w:t xml:space="preserve">, 2022, which is licensed under a </w:t>
+        <w:t xml:space="preserve">, licensed under a </w:t>
       </w:r>
       <w:hyperlink r:id="rId14">
         <w:r>
@@ -94,25 +82,6 @@
           <w:lang w:val="en_US" w:bidi="en_US"/>
         </w:rPr>
         <w:t>.</w:t>
-      </w:r>
-      <w:r>
-        <w:rPr>
-          <w:lang w:val="en_US" w:bidi="en_US"/>
-        </w:rPr>
-      </w:r>
-    </w:p>
-    <w:p>
-      <w:pPr/>
-      <w:r>
-        <w:rPr>
-          <w:lang w:val="en_US" w:bidi="en_US"/>
-        </w:rPr>
-      </w:r>
-      <w:r>
-        <w:rPr>
-          <w:lang w:val="en_US" w:bidi="en_US"/>
-        </w:rPr>
-        <w:t>This PDF version is provided under the same license.</w:t>
       </w:r>
       <w:r>
         <w:rPr>
@@ -212,14 +181,6 @@
       </w:pPr>
     </w:p>
     <w:p>
-      <w:pPr/>
-      <w:r>
-        <w:rPr>
-          <w:lang w:val="en_US" w:bidi="en_US"/>
-        </w:rPr>
-      </w:r>
-    </w:p>
-    <w:p>
       <w:pPr>
         <w:pStyle w:val="Heading2"/>
       </w:pPr>
@@ -253,25 +214,7 @@
         <w:rPr>
           <w:lang w:val="en_US" w:bidi="en_US"/>
         </w:rPr>
-        <w:t xml:space="preserve"> Jerusalem was once full of people, but now it is completely deserted. Once it was a powerful nation, but now it is alone, like a widow. Once everyone in the world honored it like a king’s daughter, but now it is like a slave.</w:t>
-      </w:r>
-      <w:r>
-        <w:rPr>
-          <w:lang w:val="en_US" w:bidi="en_US"/>
-        </w:rPr>
-      </w:r>
-      <w:r>
-        <w:rPr>
-          <w:lang w:val="en_US" w:bidi="en_US"/>
-        </w:rPr>
-      </w:r>
-    </w:p>
-    <w:p>
-      <w:pPr/>
-      <w:r>
-        <w:rPr>
-          <w:lang w:val="en_US" w:bidi="en_US"/>
-        </w:rPr>
+        <w:t xml:space="preserve"> Jerusalem, the city that was once so full of people, is now empty and deserted. It was once the greatest city among all the nations, but now it is like a widow—alone and without protection. It was once honored among the provinces like a princess, but now her people are forced to do slave labor.</w:t>
       </w:r>
     </w:p>
     <w:p>
@@ -292,25 +235,7 @@
         <w:rPr>
           <w:lang w:val="en_US" w:bidi="en_US"/>
         </w:rPr>
-        <w:t xml:space="preserve"> We in the city weep bitterly all during the nights, with tears flowing down our cheeks. We did not trust Yahweh to help us, and the people groups that we did trust failed to help us; none of those people comfort us now. All the people groups that were friends with us have betrayed us; they are all now our enemies.</w:t>
-      </w:r>
-      <w:r>
-        <w:rPr>
-          <w:lang w:val="en_US" w:bidi="en_US"/>
-        </w:rPr>
-      </w:r>
-      <w:r>
-        <w:rPr>
-          <w:lang w:val="en_US" w:bidi="en_US"/>
-        </w:rPr>
-      </w:r>
-    </w:p>
-    <w:p>
-      <w:pPr/>
-      <w:r>
-        <w:rPr>
-          <w:lang w:val="en_US" w:bidi="en_US"/>
-        </w:rPr>
+        <w:t xml:space="preserve"> Jerusalem’s inhabitants weep and cry bitterly all through the night; tears run down their cheeks. None of the nations that loved them have come to comfort them. All their allies have turned against them; they have all become their enemies.</w:t>
       </w:r>
     </w:p>
     <w:p>
@@ -331,25 +256,7 @@
         <w:rPr>
           <w:lang w:val="en_US" w:bidi="en_US"/>
         </w:rPr>
-        <w:t xml:space="preserve"> The people of Judah have become poor and have suffered greatly. Almost all of our people were forced to leave our land. We now live in another country and we have no peace. When the people of Judah were unable to defend ourselves, that was when our enemies captured us.</w:t>
-      </w:r>
-      <w:r>
-        <w:rPr>
-          <w:lang w:val="en_US" w:bidi="en_US"/>
-        </w:rPr>
-      </w:r>
-      <w:r>
-        <w:rPr>
-          <w:lang w:val="en_US" w:bidi="en_US"/>
-        </w:rPr>
-      </w:r>
-    </w:p>
-    <w:p>
-      <w:pPr/>
-      <w:r>
-        <w:rPr>
-          <w:lang w:val="en_US" w:bidi="en_US"/>
-        </w:rPr>
+        <w:t xml:space="preserve"> Enemies drove the people of Judah out to other countries, and made them suffer greatly as slaves. They live among foreign nations, where they find no peace or rest. Their enemies caught up with them; they were trapped and could not escape.</w:t>
       </w:r>
     </w:p>
     <w:p>
@@ -370,25 +277,7 @@
         <w:rPr>
           <w:lang w:val="en_US" w:bidi="en_US"/>
         </w:rPr>
-        <w:t xml:space="preserve"> The roads to Mount Zion are empty because no one comes here to celebrate the sacred festivals any longer. No elders or leaders sit under the city gates to talk any more, and Jerusalem’s priests groan in sorrow. The young women left in Jerusalem cry because they are suffering greatly.</w:t>
-      </w:r>
-      <w:r>
-        <w:rPr>
-          <w:lang w:val="en_US" w:bidi="en_US"/>
-        </w:rPr>
-      </w:r>
-      <w:r>
-        <w:rPr>
-          <w:lang w:val="en_US" w:bidi="en_US"/>
-        </w:rPr>
-      </w:r>
-    </w:p>
-    <w:p>
-      <w:pPr/>
-      <w:r>
-        <w:rPr>
-          <w:lang w:val="en_US" w:bidi="en_US"/>
-        </w:rPr>
+        <w:t xml:space="preserve"> No one comes to Zion anymore for the sacred festivals, so the roads to the city are silent and empty. The city gates stand deserted; the priests groan in sorrow. The young women of the city are grieving, and the whole city is filled with bitterness.</w:t>
       </w:r>
     </w:p>
     <w:p>
@@ -409,25 +298,7 @@
         <w:rPr>
           <w:lang w:val="en_US" w:bidi="en_US"/>
         </w:rPr>
-        <w:t xml:space="preserve"> Our enemies are now masters of our city, and they prosper. Yahweh has punished us, the people of Jerusalem, because of all the sins that we have committed. Our enemies have taken all our children and made them go to other countries.</w:t>
-      </w:r>
-      <w:r>
-        <w:rPr>
-          <w:lang w:val="en_US" w:bidi="en_US"/>
-        </w:rPr>
-      </w:r>
-      <w:r>
-        <w:rPr>
-          <w:lang w:val="en_US" w:bidi="en_US"/>
-        </w:rPr>
-      </w:r>
-    </w:p>
-    <w:p>
-      <w:pPr/>
-      <w:r>
-        <w:rPr>
-          <w:lang w:val="en_US" w:bidi="en_US"/>
-        </w:rPr>
+        <w:t xml:space="preserve"> Jerusalem’s enemies have become rulers over it; its adversaries are doing well. Yahweh has caused it to suffer greatly, because of all the ways its people sinned against him. Its children have been taken captive and marched away before the enemy.</w:t>
       </w:r>
     </w:p>
     <w:p>
@@ -448,25 +319,7 @@
         <w:rPr>
           <w:lang w:val="en_US" w:bidi="en_US"/>
         </w:rPr>
-        <w:t xml:space="preserve"> Jerusalem was a beautiful city, but it is not beautiful now. The leaders of our city are like deer that are starving because they can find no grass to eat. They are very weak and cannot run from our enemies.</w:t>
-      </w:r>
-      <w:r>
-        <w:rPr>
-          <w:lang w:val="en_US" w:bidi="en_US"/>
-        </w:rPr>
-      </w:r>
-      <w:r>
-        <w:rPr>
-          <w:lang w:val="en_US" w:bidi="en_US"/>
-        </w:rPr>
-      </w:r>
-    </w:p>
-    <w:p>
-      <w:pPr/>
-      <w:r>
-        <w:rPr>
-          <w:lang w:val="en_US" w:bidi="en_US"/>
-        </w:rPr>
+        <w:t xml:space="preserve"> All the glory and beauty that Zion once had has left it completely. Its leaders are like deer that are starving because they cannot find any grass to eat. They stumble along weakly with the enemy chasing them.</w:t>
       </w:r>
     </w:p>
     <w:p>
@@ -487,25 +340,7 @@
         <w:rPr>
           <w:lang w:val="en_US" w:bidi="en_US"/>
         </w:rPr>
-        <w:t xml:space="preserve"> We, the people of Jerusalem, are sad and have no more homes to live in; we think about all the splendid things that once filled our city. But now our enemies have captured the city, and there is no one to help us. Our enemies destroyed our city and laughed while they were doing it.</w:t>
-      </w:r>
-      <w:r>
-        <w:rPr>
-          <w:lang w:val="en_US" w:bidi="en_US"/>
-        </w:rPr>
-      </w:r>
-      <w:r>
-        <w:rPr>
-          <w:lang w:val="en_US" w:bidi="en_US"/>
-        </w:rPr>
-      </w:r>
-    </w:p>
-    <w:p>
-      <w:pPr/>
-      <w:r>
-        <w:rPr>
-          <w:lang w:val="en_US" w:bidi="en_US"/>
-        </w:rPr>
+        <w:t xml:space="preserve"> Now as Jerusalem suffers in exile and misery, its people remember all the good things that they had in former times. When the enemy conquered the people, no one came to help them. Some enemies watched and laughed contemptuously as others destroyed the city.</w:t>
       </w:r>
     </w:p>
     <w:p>
@@ -526,25 +361,7 @@
         <w:rPr>
           <w:lang w:val="en_US" w:bidi="en_US"/>
         </w:rPr>
-        <w:t xml:space="preserve"> We, the people of Jerusalem, have sinned very much; our city has become like a bloody rag between a woman’s legs. Everyone who previously honored our city now despise it; they are like people who strip a woman bare and then mock her. Now we groan in the city; we are like a woman without clothes who tries to cover herself with her hands.</w:t>
-      </w:r>
-      <w:r>
-        <w:rPr>
-          <w:lang w:val="en_US" w:bidi="en_US"/>
-        </w:rPr>
-      </w:r>
-      <w:r>
-        <w:rPr>
-          <w:lang w:val="en_US" w:bidi="en_US"/>
-        </w:rPr>
-      </w:r>
-    </w:p>
-    <w:p>
-      <w:pPr/>
-      <w:r>
-        <w:rPr>
-          <w:lang w:val="en_US" w:bidi="en_US"/>
-        </w:rPr>
+        <w:t xml:space="preserve"> Jerusalem’s people sinned so greatly that the city became something everyone treated as filthy and defiling. All those who had honored it now despise it, because they have seen how shamefully disgraced it has become. Now its people moan and humbly hide.</w:t>
       </w:r>
     </w:p>
     <w:p>
@@ -565,25 +382,7 @@
         <w:rPr>
           <w:lang w:val="en_US" w:bidi="en_US"/>
         </w:rPr>
-        <w:t xml:space="preserve"> It is as if our city has become filthy because we have sinned so greatly; we did not think about how God would punish us. We did not imagine how we would suffer; there is no one to comfort us. We all call out to God, “Yahweh, look at how we are suffering because our enemies have defeated us!”</w:t>
-      </w:r>
-      <w:r>
-        <w:rPr>
-          <w:lang w:val="en_US" w:bidi="en_US"/>
-        </w:rPr>
-      </w:r>
-      <w:r>
-        <w:rPr>
-          <w:lang w:val="en_US" w:bidi="en_US"/>
-        </w:rPr>
-      </w:r>
-    </w:p>
-    <w:p>
-      <w:pPr/>
-      <w:r>
-        <w:rPr>
-          <w:lang w:val="en_US" w:bidi="en_US"/>
-        </w:rPr>
+        <w:t xml:space="preserve"> Everyone can see that the people in Jerusalem have made themselves impure by sinning, but its people never thought about what would happen to them as a result. The enemy devastated Jerusalem in a terrible way; no one has come to comfort its people. They cried out, “Yahweh, see how we are suffering! The enemy has triumphed over us!”</w:t>
       </w:r>
     </w:p>
     <w:p>
@@ -604,25 +403,7 @@
         <w:rPr>
           <w:lang w:val="en_US" w:bidi="en_US"/>
         </w:rPr>
-        <w:t xml:space="preserve"> Our enemies have taken away all our treasures, all the valuable things that we owned. People who do not worship you, Yahweh, are going into our sacred temple, where you had said no foreigner must go into the place where your people worship you.</w:t>
-      </w:r>
-      <w:r>
-        <w:rPr>
-          <w:lang w:val="en_US" w:bidi="en_US"/>
-        </w:rPr>
-      </w:r>
-      <w:r>
-        <w:rPr>
-          <w:lang w:val="en_US" w:bidi="en_US"/>
-        </w:rPr>
-      </w:r>
-    </w:p>
-    <w:p>
-      <w:pPr/>
-      <w:r>
-        <w:rPr>
-          <w:lang w:val="en_US" w:bidi="en_US"/>
-        </w:rPr>
+        <w:t xml:space="preserve"> The enemy took possession of all its precious treasures. Its people watched as foreign nations entered the temple— the nations that you, Yahweh, had commanded to stay out of your holy place.</w:t>
       </w:r>
     </w:p>
     <w:p>
@@ -643,25 +424,7 @@
         <w:rPr>
           <w:lang w:val="en_US" w:bidi="en_US"/>
         </w:rPr>
-        <w:t xml:space="preserve"> All the people in the city cry out with pain while they search for food. They have given their most valuable things to get food to eat to restore their strength. Yahweh, look at me, no one values my life.</w:t>
-      </w:r>
-      <w:r>
-        <w:rPr>
-          <w:lang w:val="en_US" w:bidi="en_US"/>
-        </w:rPr>
-      </w:r>
-      <w:r>
-        <w:rPr>
-          <w:lang w:val="en_US" w:bidi="en_US"/>
-        </w:rPr>
-      </w:r>
-    </w:p>
-    <w:p>
-      <w:pPr/>
-      <w:r>
-        <w:rPr>
-          <w:lang w:val="en_US" w:bidi="en_US"/>
-        </w:rPr>
+        <w:t xml:space="preserve"> All the people groan and search for food. They have traded their precious things just to get something to eat so that they can stay alive. They cried out, “Yahweh, look at us! See how people treat us contemptuously!”</w:t>
       </w:r>
     </w:p>
     <w:p>
@@ -682,25 +445,7 @@
         <w:rPr>
           <w:lang w:val="en_US" w:bidi="en_US"/>
         </w:rPr>
-        <w:t xml:space="preserve"> You people who pass by, you do not seem to care at all about what has happened to me. Look around and see that there are no other people who are suffering as I do. Yahweh has caused me to suffer because he has punished me on the day he was angry with us, his people.</w:t>
-      </w:r>
-      <w:r>
-        <w:rPr>
-          <w:lang w:val="en_US" w:bidi="en_US"/>
-        </w:rPr>
-      </w:r>
-      <w:r>
-        <w:rPr>
-          <w:lang w:val="en_US" w:bidi="en_US"/>
-        </w:rPr>
-      </w:r>
-    </w:p>
-    <w:p>
-      <w:pPr/>
-      <w:r>
-        <w:rPr>
-          <w:lang w:val="en_US" w:bidi="en_US"/>
-        </w:rPr>
+        <w:t xml:space="preserve"> Jerusalem’s people cried out to those passing by the ruined city, “Do you not care at all about what has happened to us? Look around you and see— has anyone ever suffered as much as we have suffered? Yahweh inflicted this terrible pain on us on the day when he was fiercely angry.</w:t>
       </w:r>
     </w:p>
     <w:p>
@@ -721,25 +466,7 @@
         <w:rPr>
           <w:lang w:val="en_US" w:bidi="en_US"/>
         </w:rPr>
-        <w:t xml:space="preserve"> It is as though he sent a fire from heaven that burned in my bones; it is as though he has placed a trap to entangle my feet, and made me turn back. He has abandoned me; I am weak and alone every day, all during the day.</w:t>
-      </w:r>
-      <w:r>
-        <w:rPr>
-          <w:lang w:val="en_US" w:bidi="en_US"/>
-        </w:rPr>
-      </w:r>
-      <w:r>
-        <w:rPr>
-          <w:lang w:val="en_US" w:bidi="en_US"/>
-        </w:rPr>
-      </w:r>
-    </w:p>
-    <w:p>
-      <w:pPr/>
-      <w:r>
-        <w:rPr>
-          <w:lang w:val="en_US" w:bidi="en_US"/>
-        </w:rPr>
+        <w:t xml:space="preserve"> He sent fire down from above that burned deep inside us. He set a trap that caught our feet and forced us to turn back. He left us devastated and abandoned, exhausted and miserable all day long.</w:t>
       </w:r>
     </w:p>
     <w:p>
@@ -760,25 +487,7 @@
         <w:rPr>
           <w:lang w:val="en_US" w:bidi="en_US"/>
         </w:rPr>
-        <w:t xml:space="preserve"> He turned the sins that I have committed into a heavy load for me to carry; it is as though he tied them around my neck. Previously we were strong, but he has caused me to become weak. He has allowed my enemies to capture me, and I was not able to do anything to resist them.</w:t>
-      </w:r>
-      <w:r>
-        <w:rPr>
-          <w:lang w:val="en_US" w:bidi="en_US"/>
-        </w:rPr>
-      </w:r>
-      <w:r>
-        <w:rPr>
-          <w:lang w:val="en_US" w:bidi="en_US"/>
-        </w:rPr>
-      </w:r>
-    </w:p>
-    <w:p>
-      <w:pPr/>
-      <w:r>
-        <w:rPr>
-          <w:lang w:val="en_US" w:bidi="en_US"/>
-        </w:rPr>
+        <w:t xml:space="preserve"> God tied our sins around our necks like a heavy yoke; they are twisted tightly together so that we cannot remove them. They are piled onto our necks and weigh us down, so that we have no strength left. The Lord handed us over to enemies we have no power to defeat.</w:t>
       </w:r>
     </w:p>
     <w:p>
@@ -799,25 +508,7 @@
         <w:rPr>
           <w:lang w:val="en_US" w:bidi="en_US"/>
         </w:rPr>
-        <w:t xml:space="preserve"> The Lord looked at my mighty soldiers, who kept me safe. He summoned a great army to come and crush me to defeat my strong young soldiers. The Lord has trampled on the people of Judah as people trample on grapes in a pit to make juice.</w:t>
-      </w:r>
-      <w:r>
-        <w:rPr>
-          <w:lang w:val="en_US" w:bidi="en_US"/>
-        </w:rPr>
-      </w:r>
-      <w:r>
-        <w:rPr>
-          <w:lang w:val="en_US" w:bidi="en_US"/>
-        </w:rPr>
-      </w:r>
-    </w:p>
-    <w:p>
-      <w:pPr/>
-      <w:r>
-        <w:rPr>
-          <w:lang w:val="en_US" w:bidi="en_US"/>
-        </w:rPr>
+        <w:t xml:space="preserve"> The Lord has despised and rejected all our warriors. He called our enemies together at the right time to destroy our young men. The Lord has crushed the people of Judah like someone treading on grapes in a winepress.</w:t>
       </w:r>
     </w:p>
     <w:p>
@@ -838,25 +529,7 @@
         <w:rPr>
           <w:lang w:val="en_US" w:bidi="en_US"/>
         </w:rPr>
-        <w:t xml:space="preserve"> I weep because of all these things. My eyes are filled with tears. There is no one to comfort me. The one who comforts me is far away from me. My children have no hope because the enemy has taken us all captive.</w:t>
-      </w:r>
-      <w:r>
-        <w:rPr>
-          <w:lang w:val="en_US" w:bidi="en_US"/>
-        </w:rPr>
-      </w:r>
-      <w:r>
-        <w:rPr>
-          <w:lang w:val="en_US" w:bidi="en_US"/>
-        </w:rPr>
-      </w:r>
-    </w:p>
-    <w:p>
-      <w:pPr/>
-      <w:r>
-        <w:rPr>
-          <w:lang w:val="en_US" w:bidi="en_US"/>
-        </w:rPr>
+        <w:t xml:space="preserve"> These are the things we weep over, weeping without stopping; our eyes overflow with tears. There is no one near us to comfort us or to restore our strength. Our children have been left with nothing, because the enemy has overcome us.”</w:t>
       </w:r>
     </w:p>
     <w:p>
@@ -877,25 +550,7 @@
         <w:rPr>
           <w:lang w:val="en_US" w:bidi="en_US"/>
         </w:rPr>
-        <w:t xml:space="preserve"> The people who lived in Zion (the city of Jerusalem) have no one to give them comfort. Yahweh has given the order that the people in nearby nations will become the enemies of the descendants of our father Jacob (who are also called the Israelites). Jerusalem has become disgusting to them.</w:t>
-      </w:r>
-      <w:r>
-        <w:rPr>
-          <w:lang w:val="en_US" w:bidi="en_US"/>
-        </w:rPr>
-      </w:r>
-      <w:r>
-        <w:rPr>
-          <w:lang w:val="en_US" w:bidi="en_US"/>
-        </w:rPr>
-      </w:r>
-    </w:p>
-    <w:p>
-      <w:pPr/>
-      <w:r>
-        <w:rPr>
-          <w:lang w:val="en_US" w:bidi="en_US"/>
-        </w:rPr>
+        <w:t xml:space="preserve"> Zion’s people reach out their hands, pleading for help, but no one comes to comfort them. Yahweh ordered that all the nations surrounding Jacob would become his enemies. Jerusalem has become something all the neighboring nations treat as defiling and avoid.</w:t>
       </w:r>
     </w:p>
     <w:p>
@@ -916,25 +571,7 @@
         <w:rPr>
           <w:lang w:val="en_US" w:bidi="en_US"/>
         </w:rPr>
-        <w:t xml:space="preserve"> But what Yahweh has done to me is fair, for I had refused to obey what he told me to do. You people everywhere, listen to me! Look and see that I am suffering greatly. My young daughters and brave sons have been taken away to far off lands.</w:t>
-      </w:r>
-      <w:r>
-        <w:rPr>
-          <w:lang w:val="en_US" w:bidi="en_US"/>
-        </w:rPr>
-      </w:r>
-      <w:r>
-        <w:rPr>
-          <w:lang w:val="en_US" w:bidi="en_US"/>
-        </w:rPr>
-      </w:r>
-    </w:p>
-    <w:p>
-      <w:pPr/>
-      <w:r>
-        <w:rPr>
-          <w:lang w:val="en_US" w:bidi="en_US"/>
-        </w:rPr>
+        <w:t xml:space="preserve"> Jerusalem’s people said, “Yahweh is righteous, because we disobeyed his commands. Listen, all you peoples of the world, and see what great pain we are in. Our young women and young men have been taken away as captives.</w:t>
       </w:r>
     </w:p>
     <w:p>
@@ -955,25 +592,7 @@
         <w:rPr>
           <w:lang w:val="en_US" w:bidi="en_US"/>
         </w:rPr>
-        <w:t xml:space="preserve"> I pleaded with our allies, in whom we trusted, to help, but they all refused, they told lies and did not keep their promises. My priests and my leaders died within the walls of the city while they searched for food to eat.</w:t>
-      </w:r>
-      <w:r>
-        <w:rPr>
-          <w:lang w:val="en_US" w:bidi="en_US"/>
-        </w:rPr>
-      </w:r>
-      <w:r>
-        <w:rPr>
-          <w:lang w:val="en_US" w:bidi="en_US"/>
-        </w:rPr>
-      </w:r>
-    </w:p>
-    <w:p>
-      <w:pPr/>
-      <w:r>
-        <w:rPr>
-          <w:lang w:val="en_US" w:bidi="en_US"/>
-        </w:rPr>
+        <w:t xml:space="preserve"> We called to our allies for help, but they completely betrayed us. Our priests and our elders died in the city, while they were desperately searching for food just to stay alive.</w:t>
       </w:r>
     </w:p>
     <w:p>
@@ -994,25 +613,7 @@
         <w:rPr>
           <w:lang w:val="en_US" w:bidi="en_US"/>
         </w:rPr>
-        <w:t xml:space="preserve"> Yahweh, see that I am suffering very much! Inside of my body I am in great distress. I am sad in the center of my being, because I have rebelled against you and have caused you great sadness! Our enemies kill people in the streets with their swords; and that makes our homes the places where the dead are kept.</w:t>
-      </w:r>
-      <w:r>
-        <w:rPr>
-          <w:lang w:val="en_US" w:bidi="en_US"/>
-        </w:rPr>
-      </w:r>
-      <w:r>
-        <w:rPr>
-          <w:lang w:val="en_US" w:bidi="en_US"/>
-        </w:rPr>
-      </w:r>
-    </w:p>
-    <w:p>
-      <w:pPr/>
-      <w:r>
-        <w:rPr>
-          <w:lang w:val="en_US" w:bidi="en_US"/>
-        </w:rPr>
+        <w:t xml:space="preserve"> Yahweh, look at how much we are suffering! Our stomachs churn with anguish; our hearts are completely devastated within us, because we have deeply and truly rebelled against you. In the streets, the sword kills people; inside the city, people are dying like a plague.</w:t>
       </w:r>
     </w:p>
     <w:p>
@@ -1033,25 +634,7 @@
         <w:rPr>
           <w:lang w:val="en_US" w:bidi="en_US"/>
         </w:rPr>
-        <w:t xml:space="preserve"> Hear my groaning! but no one came to comfort me. All our enemies know what happened to me; they were all happy to hear about what Yahweh has done to his people. Please do soon what you have promised, when our enemies will suffer like we have suffered!</w:t>
-      </w:r>
-      <w:r>
-        <w:rPr>
-          <w:lang w:val="en_US" w:bidi="en_US"/>
-        </w:rPr>
-      </w:r>
-      <w:r>
-        <w:rPr>
-          <w:lang w:val="en_US" w:bidi="en_US"/>
-        </w:rPr>
-      </w:r>
-    </w:p>
-    <w:p>
-      <w:pPr/>
-      <w:r>
-        <w:rPr>
-          <w:lang w:val="en_US" w:bidi="en_US"/>
-        </w:rPr>
+        <w:t xml:space="preserve"> People have heard us groaning in misery, but no one has come to comfort us. All our enemies have heard about the disaster that came upon us; they are glad about it, because you are the one who brought it. Bring the day of punishment that you promised, when they will suffer as we have suffered!</w:t>
       </w:r>
     </w:p>
     <w:p>
@@ -1072,25 +655,7 @@
         <w:rPr>
           <w:lang w:val="en_US" w:bidi="en_US"/>
         </w:rPr>
-        <w:t xml:space="preserve"> Yahweh, let those evil deeds come near to you so you may see them all! Punish them as you have punished me for all my sins! I suffer and groan very much, and I faint within my inner self.</w:t>
-      </w:r>
-      <w:r>
-        <w:rPr>
-          <w:lang w:val="en_US" w:bidi="en_US"/>
-        </w:rPr>
-      </w:r>
-      <w:r>
-        <w:rPr>
-          <w:lang w:val="en_US" w:bidi="en_US"/>
-        </w:rPr>
-      </w:r>
-    </w:p>
-    <w:p>
-      <w:pPr/>
-      <w:r>
-        <w:rPr>
-          <w:lang w:val="en_US" w:bidi="en_US"/>
-        </w:rPr>
+        <w:t xml:space="preserve"> Let all the evil things they have done come to your attention, and punish them for what they have done. Treat them the way you treated us for all the ways we sinned against you. We are constantly sighing and groaning, and we grieve greatly.”</w:t>
       </w:r>
     </w:p>
     <w:p>
@@ -1127,25 +692,7 @@
         <w:rPr>
           <w:lang w:val="en_US" w:bidi="en_US"/>
         </w:rPr>
-        <w:t xml:space="preserve"> The Lord was extremely angry with us; it was as though he covered Jerusalem with a dark cloud. Previously it was a beautiful city, but he has caused it to become a ruin. At the time he punished Israel, he even abandoned his temple in Jerusalem.</w:t>
-      </w:r>
-      <w:r>
-        <w:rPr>
-          <w:lang w:val="en_US" w:bidi="en_US"/>
-        </w:rPr>
-      </w:r>
-      <w:r>
-        <w:rPr>
-          <w:lang w:val="en_US" w:bidi="en_US"/>
-        </w:rPr>
-      </w:r>
-    </w:p>
-    <w:p>
-      <w:pPr/>
-      <w:r>
-        <w:rPr>
-          <w:lang w:val="en_US" w:bidi="en_US"/>
-        </w:rPr>
+        <w:t xml:space="preserve"> The Lord was very angry with the people of Jerusalem, so he brought darkness and judgment on them. Jerusalem used to be a beautiful and glorious city, but he humiliated it and brought it down to nothing. When the day came for him to punish Israel, he did not even spare his own temple.</w:t>
       </w:r>
     </w:p>
     <w:p>
@@ -1166,25 +713,7 @@
         <w:rPr>
           <w:lang w:val="en_US" w:bidi="en_US"/>
         </w:rPr>
-        <w:t xml:space="preserve"> The Lord destroyed the homes of the people of Judah; he did not act mercifully. Because he was very angry, he broke down the fortresses of Judah. He has made our kingdom to be completely helpless, and he has caused our rulers to lose all honor.</w:t>
-      </w:r>
-      <w:r>
-        <w:rPr>
-          <w:lang w:val="en_US" w:bidi="en_US"/>
-        </w:rPr>
-      </w:r>
-      <w:r>
-        <w:rPr>
-          <w:lang w:val="en_US" w:bidi="en_US"/>
-        </w:rPr>
-      </w:r>
-    </w:p>
-    <w:p>
-      <w:pPr/>
-      <w:r>
-        <w:rPr>
-          <w:lang w:val="en_US" w:bidi="en_US"/>
-        </w:rPr>
+        <w:t xml:space="preserve"> The Lord completely destroyed all the homes of Jacob’s descendants and was not merciful to them. Because he was furious, he tore the fortresses of the people of Judah down to the ground. He disgraced their kingdom and its rulers.</w:t>
       </w:r>
     </w:p>
     <w:p>
@@ -1205,25 +734,7 @@
         <w:rPr>
           <w:lang w:val="en_US" w:bidi="en_US"/>
         </w:rPr>
-        <w:t xml:space="preserve"> Because he was extremely angry, he has caused Israel to not be powerful anymore. He has refused to assist us when our enemies attacked us. He has destroyed Israel like a raging fire destroys everything.</w:t>
-      </w:r>
-      <w:r>
-        <w:rPr>
-          <w:lang w:val="en_US" w:bidi="en_US"/>
-        </w:rPr>
-      </w:r>
-      <w:r>
-        <w:rPr>
-          <w:lang w:val="en_US" w:bidi="en_US"/>
-        </w:rPr>
-      </w:r>
-    </w:p>
-    <w:p>
-      <w:pPr/>
-      <w:r>
-        <w:rPr>
-          <w:lang w:val="en_US" w:bidi="en_US"/>
-        </w:rPr>
+        <w:t xml:space="preserve"> Because he was extremely angry, he took away all of Israel’s power. He refused to protect his people when their enemies attacked them. He destroyed everything among Jacob’s descendants like a raging fire that burns up everything around it.</w:t>
       </w:r>
     </w:p>
     <w:p>
@@ -1244,25 +755,7 @@
         <w:rPr>
           <w:lang w:val="en_US" w:bidi="en_US"/>
         </w:rPr>
-        <w:t xml:space="preserve"> He has gotten ready to kill us, his people, as though we were his enemies. He prepared to kill the people whom we love the most, members of our own families. He is extremely angry with us people of Jerusalem; his anger is like a fire.</w:t>
-      </w:r>
-      <w:r>
-        <w:rPr>
-          <w:lang w:val="en_US" w:bidi="en_US"/>
-        </w:rPr>
-      </w:r>
-      <w:r>
-        <w:rPr>
-          <w:lang w:val="en_US" w:bidi="en_US"/>
-        </w:rPr>
-      </w:r>
-    </w:p>
-    <w:p>
-      <w:pPr/>
-      <w:r>
-        <w:rPr>
-          <w:lang w:val="en_US" w:bidi="en_US"/>
-        </w:rPr>
+        <w:t xml:space="preserve"> He got ready to shoot his bow at us, his own people, as though we were his enemies. He used his power to kill everyone we loved most among the people of Jerusalem. He was extremely angry with us; his anger burned like a fire.</w:t>
       </w:r>
     </w:p>
     <w:p>
@@ -1283,25 +776,7 @@
         <w:rPr>
           <w:lang w:val="en_US" w:bidi="en_US"/>
         </w:rPr>
-        <w:t xml:space="preserve"> The Lord has become like an enemy to us Israelites; he has destroyed us; he has destroyed our palaces and made our fortresses into ruins. He has gotten rid of many people in Jerusalem, and caused us to mourn and weep for those who were killed.</w:t>
-      </w:r>
-      <w:r>
-        <w:rPr>
-          <w:lang w:val="en_US" w:bidi="en_US"/>
-        </w:rPr>
-      </w:r>
-      <w:r>
-        <w:rPr>
-          <w:lang w:val="en_US" w:bidi="en_US"/>
-        </w:rPr>
-      </w:r>
-    </w:p>
-    <w:p>
-      <w:pPr/>
-      <w:r>
-        <w:rPr>
-          <w:lang w:val="en_US" w:bidi="en_US"/>
-        </w:rPr>
+        <w:t xml:space="preserve"> The Lord started treating us like an enemy; he destroyed Israel. He destroyed all of Jerusalem’s palaces and turned its fortresses into ruins. He caused the people of Judah to grieve and weep even more.</w:t>
       </w:r>
     </w:p>
     <w:p>
@@ -1322,25 +797,7 @@
         <w:rPr>
           <w:lang w:val="en_US" w:bidi="en_US"/>
         </w:rPr>
-        <w:t xml:space="preserve"> He has caused our enemies to smash his temple as easily as if it had been a hut in a garden. He has caused us, his people, to forget all our sacred festivals and Sabbath days. He has hated our kings and priests because he was extremely angry with them.</w:t>
-      </w:r>
-      <w:r>
-        <w:rPr>
-          <w:lang w:val="en_US" w:bidi="en_US"/>
-        </w:rPr>
-      </w:r>
-      <w:r>
-        <w:rPr>
-          <w:lang w:val="en_US" w:bidi="en_US"/>
-        </w:rPr>
-      </w:r>
-    </w:p>
-    <w:p>
-      <w:pPr/>
-      <w:r>
-        <w:rPr>
-          <w:lang w:val="en_US" w:bidi="en_US"/>
-        </w:rPr>
+        <w:t xml:space="preserve"> He wrecked his own temple as easily as someone tears down a garden hut; he destroyed the place where people gathered to worship him. Yahweh caused the people of Zion to stop celebrating their sacred festivals and Sabbath days. Because he was so furiously angry, he rejected both the king and the priest.</w:t>
       </w:r>
     </w:p>
     <w:p>
@@ -1361,25 +818,7 @@
         <w:rPr>
           <w:lang w:val="en_US" w:bidi="en_US"/>
         </w:rPr>
-        <w:t xml:space="preserve"> Yahweh has rejected the very altar on which we had sacrificed animals to him; he has abandoned his temple. He has allowed our enemies to tear down the walls of our temple and our palaces. They shout victoriously in the temple of Yahweh, like we previously shouted during our sacred festivals.</w:t>
-      </w:r>
-      <w:r>
-        <w:rPr>
-          <w:lang w:val="en_US" w:bidi="en_US"/>
-        </w:rPr>
-      </w:r>
-      <w:r>
-        <w:rPr>
-          <w:lang w:val="en_US" w:bidi="en_US"/>
-        </w:rPr>
-      </w:r>
-    </w:p>
-    <w:p>
-      <w:pPr/>
-      <w:r>
-        <w:rPr>
-          <w:lang w:val="en_US" w:bidi="en_US"/>
-        </w:rPr>
+        <w:t xml:space="preserve"> The Lord turned away from his own altar; he abandoned his own holy place. He let the enemies have power over the walls of Jerusalem’s palaces. Those enemies shouted triumphantly inside Yahweh’s temple, as if they were celebrating one of the sacred festivals.</w:t>
       </w:r>
     </w:p>
     <w:p>
@@ -1400,25 +839,7 @@
         <w:rPr>
           <w:lang w:val="en_US" w:bidi="en_US"/>
         </w:rPr>
-        <w:t xml:space="preserve"> Yahweh was determined that our enemies would tear down our city wall. It was as though he had first measured the walls and then completely destroyed them. It was as though he caused the towers and walls to lament because they were now ruins.</w:t>
-      </w:r>
-      <w:r>
-        <w:rPr>
-          <w:lang w:val="en_US" w:bidi="en_US"/>
-        </w:rPr>
-      </w:r>
-      <w:r>
-        <w:rPr>
-          <w:lang w:val="en_US" w:bidi="en_US"/>
-        </w:rPr>
-      </w:r>
-    </w:p>
-    <w:p>
-      <w:pPr/>
-      <w:r>
-        <w:rPr>
-          <w:lang w:val="en_US" w:bidi="en_US"/>
-        </w:rPr>
+        <w:t xml:space="preserve"> Yahweh planned to destroy the wall of Jerusalem. He carefully measured it out for destruction and then he did not stop himself from devouring it. He made the outer wall and the inner wall fall into ruin; together they crumbled.</w:t>
       </w:r>
     </w:p>
     <w:p>
@@ -1439,25 +860,7 @@
         <w:rPr>
           <w:lang w:val="en_US" w:bidi="en_US"/>
         </w:rPr>
-        <w:t xml:space="preserve"> The city gates have collapsed; the enemy has destroyed the bars that fastened the gates shut. The king and his officials have been forced to go to other countries, where no one teaches the laws that God gave to Moses. The prophets do not receive any visions because Yahweh does not give them any.</w:t>
-      </w:r>
-      <w:r>
-        <w:rPr>
-          <w:lang w:val="en_US" w:bidi="en_US"/>
-        </w:rPr>
-      </w:r>
-      <w:r>
-        <w:rPr>
-          <w:lang w:val="en_US" w:bidi="en_US"/>
-        </w:rPr>
-      </w:r>
-    </w:p>
-    <w:p>
-      <w:pPr/>
-      <w:r>
-        <w:rPr>
-          <w:lang w:val="en_US" w:bidi="en_US"/>
-        </w:rPr>
+        <w:t xml:space="preserve"> Jerusalem’s gates have sunk into the ground; Yahweh smashed the bars that held them shut. The enemy has taken the king and the officials away to foreign nations; no one teaches them God’s instruction anymore. The prophets also no longer receive any messages from Yahweh.</w:t>
       </w:r>
     </w:p>
     <w:p>
@@ -1478,25 +881,7 @@
         <w:rPr>
           <w:lang w:val="en_US" w:bidi="en_US"/>
         </w:rPr>
-        <w:t xml:space="preserve"> The old men of Jerusalem sit on the ground, and they say nothing. They are so sad that they wear rough sackcloth and throw dust on their heads. The young girls of Jerusalem bow down sorrowfully, their faces touch the ground.</w:t>
-      </w:r>
-      <w:r>
-        <w:rPr>
-          <w:lang w:val="en_US" w:bidi="en_US"/>
-        </w:rPr>
-      </w:r>
-      <w:r>
-        <w:rPr>
-          <w:lang w:val="en_US" w:bidi="en_US"/>
-        </w:rPr>
-      </w:r>
-    </w:p>
-    <w:p>
-      <w:pPr/>
-      <w:r>
-        <w:rPr>
-          <w:lang w:val="en_US" w:bidi="en_US"/>
-        </w:rPr>
+        <w:t xml:space="preserve"> The old men of Jerusalem sit on the ground and say nothing. They have thrown dust on their heads and put on rough sackcloth {to show how deeply they grieve}. The young women of Jerusalem bow their faces all the way down to the ground.</w:t>
       </w:r>
     </w:p>
     <w:p>
@@ -1517,25 +902,7 @@
         <w:rPr>
           <w:lang w:val="en_US" w:bidi="en_US"/>
         </w:rPr>
-        <w:t xml:space="preserve"> My eyes are very tired because of my tears; I am very grieved within my inner being. Because very many of my people have died, in my inner being I grieve and am exhausted. Even children and babies are fainting and dying in the streets because they have no food.</w:t>
-      </w:r>
-      <w:r>
-        <w:rPr>
-          <w:lang w:val="en_US" w:bidi="en_US"/>
-        </w:rPr>
-      </w:r>
-      <w:r>
-        <w:rPr>
-          <w:lang w:val="en_US" w:bidi="en_US"/>
-        </w:rPr>
-      </w:r>
-    </w:p>
-    <w:p>
-      <w:pPr/>
-      <w:r>
-        <w:rPr>
-          <w:lang w:val="en_US" w:bidi="en_US"/>
-        </w:rPr>
+        <w:t xml:space="preserve"> I have cried until my eyes can produce no more tears; my stomach is churning with anguish. I feel as if my insides are spilling out on the ground, because so many of my people have died. Even children and babies are fainting in the city streets because they have nothing to eat.</w:t>
       </w:r>
     </w:p>
     <w:p>
@@ -1556,25 +923,7 @@
         <w:rPr>
           <w:lang w:val="en_US" w:bidi="en_US"/>
         </w:rPr>
-        <w:t xml:space="preserve"> They cry out to their mothers, “We need something to eat and drink!” They collapse like wounded men in the streets of the city. They slowly die in the arms of their mothers.</w:t>
-      </w:r>
-      <w:r>
-        <w:rPr>
-          <w:lang w:val="en_US" w:bidi="en_US"/>
-        </w:rPr>
-      </w:r>
-      <w:r>
-        <w:rPr>
-          <w:lang w:val="en_US" w:bidi="en_US"/>
-        </w:rPr>
-      </w:r>
-    </w:p>
-    <w:p>
-      <w:pPr/>
-      <w:r>
-        <w:rPr>
-          <w:lang w:val="en_US" w:bidi="en_US"/>
-        </w:rPr>
+        <w:t xml:space="preserve"> The children cry out to their mothers, “We need food and drink!” They collapse in the city streets like fatally wounded soldiers, and they die slowly in the arms of their mothers.</w:t>
       </w:r>
     </w:p>
     <w:p>
@@ -1595,25 +944,7 @@
         <w:rPr>
           <w:lang w:val="en_US" w:bidi="en_US"/>
         </w:rPr>
-        <w:t xml:space="preserve"> You people of Jerusalem, I cannot say anything to help you. No people have suffered like you are suffering; I do not know what I can do to comfort you. You have fallen just as far as if you had sunk in the ocean; there is no one who can bring your city back to what it was.</w:t>
-      </w:r>
-      <w:r>
-        <w:rPr>
-          <w:lang w:val="en_US" w:bidi="en_US"/>
-        </w:rPr>
-      </w:r>
-      <w:r>
-        <w:rPr>
-          <w:lang w:val="en_US" w:bidi="en_US"/>
-        </w:rPr>
-      </w:r>
-    </w:p>
-    <w:p>
-      <w:pPr/>
-      <w:r>
-        <w:rPr>
-          <w:lang w:val="en_US" w:bidi="en_US"/>
-        </w:rPr>
+        <w:t xml:space="preserve"> People of Jerusalem, there is nothing I can say to help you. Nothing that has ever happened to anyone else compares to what has happened to you people who live on mount Zion; I do not know how to comfort you. The disaster that struck you is as vast as the sea; no one can restore you.</w:t>
       </w:r>
     </w:p>
     <w:p>
@@ -1634,25 +965,7 @@
         <w:rPr>
           <w:lang w:val="en_US" w:bidi="en_US"/>
         </w:rPr>
-        <w:t xml:space="preserve"> The prophets among you claimed that they had seen visions from Yahweh, but what they said was false and worthless. They did not work to save you from your enemies; they did not tell you that you had sinned. Instead, they announced to you things that they said Yahweh had told them; they tempted you to believe them, and you did.</w:t>
-      </w:r>
-      <w:r>
-        <w:rPr>
-          <w:lang w:val="en_US" w:bidi="en_US"/>
-        </w:rPr>
-      </w:r>
-      <w:r>
-        <w:rPr>
-          <w:lang w:val="en_US" w:bidi="en_US"/>
-        </w:rPr>
-      </w:r>
-    </w:p>
-    <w:p>
-      <w:pPr/>
-      <w:r>
-        <w:rPr>
-          <w:lang w:val="en_US" w:bidi="en_US"/>
-        </w:rPr>
+        <w:t xml:space="preserve"> The prophets among you claimed to hear messages from Yahweh, but what they said was false and worthless. They did not rebuke you when you sinned so that you could have changed your ways and avoided disaster. Instead, the messages they told you were lies that caused you to do wrong things.</w:t>
       </w:r>
     </w:p>
     <w:p>
@@ -1673,25 +986,7 @@
         <w:rPr>
           <w:lang w:val="en_US" w:bidi="en_US"/>
         </w:rPr>
-        <w:t xml:space="preserve"> All those who pass by you make fun of you by clapping their hands; they shake their heads and hiss at you; They say, “Is this the great city of Jerusalem? Is it the city that people said was the most beautiful city in the world, the city that caused all the people on the earth to rejoice?”</w:t>
-      </w:r>
-      <w:r>
-        <w:rPr>
-          <w:lang w:val="en_US" w:bidi="en_US"/>
-        </w:rPr>
-      </w:r>
-      <w:r>
-        <w:rPr>
-          <w:lang w:val="en_US" w:bidi="en_US"/>
-        </w:rPr>
-      </w:r>
-    </w:p>
-    <w:p>
-      <w:pPr/>
-      <w:r>
-        <w:rPr>
-          <w:lang w:val="en_US" w:bidi="en_US"/>
-        </w:rPr>
+        <w:t xml:space="preserve"> Everyone who passes by on the road claps their hands to mock you. They hiss with contempt and shake their heads at Jerusalem: “Can this really be the city that people used to say was the perfectly beautiful city, the city that made all the earth rejoice?”</w:t>
       </w:r>
     </w:p>
     <w:p>
@@ -1712,25 +1007,7 @@
         <w:rPr>
           <w:lang w:val="en_US" w:bidi="en_US"/>
         </w:rPr>
-        <w:t xml:space="preserve"> Now all our enemies laugh at you; they hate you so much that they hiss at you and grind their teeth at you. They say, “We have destroyed Israel! This is what we longed for, and now it has happened!”</w:t>
-      </w:r>
-      <w:r>
-        <w:rPr>
-          <w:lang w:val="en_US" w:bidi="en_US"/>
-        </w:rPr>
-      </w:r>
-      <w:r>
-        <w:rPr>
-          <w:lang w:val="en_US" w:bidi="en_US"/>
-        </w:rPr>
-      </w:r>
-    </w:p>
-    <w:p>
-      <w:pPr/>
-      <w:r>
-        <w:rPr>
-          <w:lang w:val="en_US" w:bidi="en_US"/>
-        </w:rPr>
+        <w:t xml:space="preserve"> All your enemies open their mouths wide against you to mock you. They hiss with contempt and grind their teeth with hatred; they say, “We have devoured her! This is the very day we waited for; we have lived to see it!”</w:t>
       </w:r>
     </w:p>
     <w:p>
@@ -1751,25 +1028,7 @@
         <w:rPr>
           <w:lang w:val="en_US" w:bidi="en_US"/>
         </w:rPr>
-        <w:t xml:space="preserve"> Yahweh has done what he planned; long ago he threatened to destroy you, and now he has done it. He has destroyed your city without acting mercifully toward you; he has enabled your enemies to be happy about defeating you; he has enabled your enemies to continually become stronger.</w:t>
-      </w:r>
-      <w:r>
-        <w:rPr>
-          <w:lang w:val="en_US" w:bidi="en_US"/>
-        </w:rPr>
-      </w:r>
-      <w:r>
-        <w:rPr>
-          <w:lang w:val="en_US" w:bidi="en_US"/>
-        </w:rPr>
-      </w:r>
-    </w:p>
-    <w:p>
-      <w:pPr/>
-      <w:r>
-        <w:rPr>
-          <w:lang w:val="en_US" w:bidi="en_US"/>
-        </w:rPr>
+        <w:t xml:space="preserve"> Yahweh has done what he planned to do; he has carried out the threat that he announced long ago. He has torn the city down and shown no mercy; he has let your enemies celebrate over you, and he has made those who attack you more powerful than ever.</w:t>
       </w:r>
     </w:p>
     <w:p>
@@ -1790,25 +1049,7 @@
         <w:rPr>
           <w:lang w:val="en_US" w:bidi="en_US"/>
         </w:rPr>
-        <w:t xml:space="preserve"> I wish the city walls could speak like the people who cry out to Yahweh! I would tell the walls, “Cry out for help to Yahweh! Let your tears flow day and night! Let them flow like rivers. Do not stop grieving; do not stop crying.”</w:t>
-      </w:r>
-      <w:r>
-        <w:rPr>
-          <w:lang w:val="en_US" w:bidi="en_US"/>
-        </w:rPr>
-      </w:r>
-      <w:r>
-        <w:rPr>
-          <w:lang w:val="en_US" w:bidi="en_US"/>
-        </w:rPr>
-      </w:r>
-    </w:p>
-    <w:p>
-      <w:pPr/>
-      <w:r>
-        <w:rPr>
-          <w:lang w:val="en_US" w:bidi="en_US"/>
-        </w:rPr>
+        <w:t xml:space="preserve"> The people of Jerusalem cried out to the Lord from deep within themselves. People of Jerusalem, let your tears flow like a river all day and all night! Do not stop weeping; do not let your eyes rest from crying.</w:t>
       </w:r>
     </w:p>
     <w:p>
@@ -1829,25 +1070,7 @@
         <w:rPr>
           <w:lang w:val="en_US" w:bidi="en_US"/>
         </w:rPr>
-        <w:t xml:space="preserve"> Get up during every night and cry out; tell Yahweh what you feel in your inner beings. Raise your arms to plead to him to act mercifully to prevent our children from dying; they are fainting on the street corners because they have no food to eat.</w:t>
-      </w:r>
-      <w:r>
-        <w:rPr>
-          <w:lang w:val="en_US" w:bidi="en_US"/>
-        </w:rPr>
-      </w:r>
-      <w:r>
-        <w:rPr>
-          <w:lang w:val="en_US" w:bidi="en_US"/>
-        </w:rPr>
-      </w:r>
-    </w:p>
-    <w:p>
-      <w:pPr/>
-      <w:r>
-        <w:rPr>
-          <w:lang w:val="en_US" w:bidi="en_US"/>
-        </w:rPr>
+        <w:t xml:space="preserve"> Get up and cry out during the night, right when the night watches begin! Tell the Lord everything that is in your heart, holding nothing back, like water pouring out. Raise your hands and pray to him for your children to survive, because they are fainting from hunger on every street corner.</w:t>
       </w:r>
     </w:p>
     <w:p>
@@ -1868,25 +1091,7 @@
         <w:rPr>
           <w:lang w:val="en_US" w:bidi="en_US"/>
         </w:rPr>
-        <w:t xml:space="preserve"> Yahweh, look at your people and have mercy on us. Have you ever caused people to suffer like this before? It is certainly not right that women are eating the flesh of their own children, the children whom they have always taken care of. It is not right that our enemies are killing priests and prophets in your own temple!</w:t>
-      </w:r>
-      <w:r>
-        <w:rPr>
-          <w:lang w:val="en_US" w:bidi="en_US"/>
-        </w:rPr>
-      </w:r>
-      <w:r>
-        <w:rPr>
-          <w:lang w:val="en_US" w:bidi="en_US"/>
-        </w:rPr>
-      </w:r>
-    </w:p>
-    <w:p>
-      <w:pPr/>
-      <w:r>
-        <w:rPr>
-          <w:lang w:val="en_US" w:bidi="en_US"/>
-        </w:rPr>
+        <w:t xml:space="preserve"> Yahweh, look at what you have done and pay attention! Think about whom you have treated this way! Women should never have to eat their own children, the babies they lovingly cared for! No one should kill priests and prophets inside your own holy place!</w:t>
       </w:r>
     </w:p>
     <w:p>
@@ -1907,25 +1112,7 @@
         <w:rPr>
           <w:lang w:val="en_US" w:bidi="en_US"/>
         </w:rPr>
-        <w:t xml:space="preserve"> The corpses of people of all ages lie in the streets; there are even corpses of young men and young women whom our enemies have killed with their swords. Because you were very angry, you caused them to be killed; you have slaughtered them without pitying them at all.</w:t>
-      </w:r>
-      <w:r>
-        <w:rPr>
-          <w:lang w:val="en_US" w:bidi="en_US"/>
-        </w:rPr>
-      </w:r>
-      <w:r>
-        <w:rPr>
-          <w:lang w:val="en_US" w:bidi="en_US"/>
-        </w:rPr>
-      </w:r>
-    </w:p>
-    <w:p>
-      <w:pPr/>
-      <w:r>
-        <w:rPr>
-          <w:lang w:val="en_US" w:bidi="en_US"/>
-        </w:rPr>
+        <w:t xml:space="preserve"> People of every age lie dead on the ground in the streets. The enemy has killed all our youth. On the day you were angry, you {let the enemy} kill them; you let them slaughter them mercilessly.</w:t>
       </w:r>
     </w:p>
     <w:p>
@@ -1946,25 +1133,7 @@
         <w:rPr>
           <w:lang w:val="en_US" w:bidi="en_US"/>
         </w:rPr>
-        <w:t xml:space="preserve"> You summoned my enemies to attack from every direction, as though you were calling them to come to a feast. At that time you showed that you were very angry, and no one escaped. Our enemies murdered our little children, the ones whom we took care of and reared up.</w:t>
-      </w:r>
-      <w:r>
-        <w:rPr>
-          <w:lang w:val="en_US" w:bidi="en_US"/>
-        </w:rPr>
-      </w:r>
-      <w:r>
-        <w:rPr>
-          <w:lang w:val="en_US" w:bidi="en_US"/>
-        </w:rPr>
-      </w:r>
-    </w:p>
-    <w:p>
-      <w:pPr/>
-      <w:r>
-        <w:rPr>
-          <w:lang w:val="en_US" w:bidi="en_US"/>
-        </w:rPr>
+        <w:t xml:space="preserve"> You called enemies to attack me from every direction, as if you were summoning guests to come to a feast. On the day Yahweh was angry, no one escaped and no one survived. The children I carried and raised, my enemy has destroyed them all.</w:t>
       </w:r>
     </w:p>
     <w:p>
@@ -2001,25 +1170,7 @@
         <w:rPr>
           <w:lang w:val="en_US" w:bidi="en_US"/>
         </w:rPr>
-        <w:t xml:space="preserve"> I, the one who am writing this, am a man whom Yahweh made to suffer, because he was angry.</w:t>
-      </w:r>
-      <w:r>
-        <w:rPr>
-          <w:lang w:val="en_US" w:bidi="en_US"/>
-        </w:rPr>
-      </w:r>
-      <w:r>
-        <w:rPr>
-          <w:lang w:val="en_US" w:bidi="en_US"/>
-        </w:rPr>
-      </w:r>
-    </w:p>
-    <w:p>
-      <w:pPr/>
-      <w:r>
-        <w:rPr>
-          <w:lang w:val="en_US" w:bidi="en_US"/>
-        </w:rPr>
+        <w:t xml:space="preserve"> I am a man who has suffered greatly because God punished me when he was very angry.</w:t>
       </w:r>
     </w:p>
     <w:p>
@@ -2040,25 +1191,7 @@
         <w:rPr>
           <w:lang w:val="en_US" w:bidi="en_US"/>
         </w:rPr>
-        <w:t xml:space="preserve"> It was as though he caused me to walk in a very dark place without any light at all.</w:t>
-      </w:r>
-      <w:r>
-        <w:rPr>
-          <w:lang w:val="en_US" w:bidi="en_US"/>
-        </w:rPr>
-      </w:r>
-      <w:r>
-        <w:rPr>
-          <w:lang w:val="en_US" w:bidi="en_US"/>
-        </w:rPr>
-      </w:r>
-    </w:p>
-    <w:p>
-      <w:pPr/>
-      <w:r>
-        <w:rPr>
-          <w:lang w:val="en_US" w:bidi="en_US"/>
-        </w:rPr>
+        <w:t xml:space="preserve"> He sent me into a place where I only suffer and nothing good happens to me.</w:t>
       </w:r>
     </w:p>
     <w:p>
@@ -2079,25 +1212,7 @@
         <w:rPr>
           <w:lang w:val="en_US" w:bidi="en_US"/>
         </w:rPr>
-        <w:t xml:space="preserve"> He has punished me many times, many times during each day.</w:t>
-      </w:r>
-      <w:r>
-        <w:rPr>
-          <w:lang w:val="en_US" w:bidi="en_US"/>
-        </w:rPr>
-      </w:r>
-      <w:r>
-        <w:rPr>
-          <w:lang w:val="en_US" w:bidi="en_US"/>
-        </w:rPr>
-      </w:r>
-    </w:p>
-    <w:p>
-      <w:pPr/>
-      <w:r>
-        <w:rPr>
-          <w:lang w:val="en_US" w:bidi="en_US"/>
-        </w:rPr>
+        <w:t xml:space="preserve"> He keeps acting against me again and again, all day long.</w:t>
       </w:r>
     </w:p>
     <w:p>
@@ -2118,25 +1233,7 @@
         <w:rPr>
           <w:lang w:val="en_US" w:bidi="en_US"/>
         </w:rPr>
-        <w:t xml:space="preserve"> He has caused my skin and my flesh to become old. He has broken my bones.</w:t>
-      </w:r>
-      <w:r>
-        <w:rPr>
-          <w:lang w:val="en_US" w:bidi="en_US"/>
-        </w:rPr>
-      </w:r>
-      <w:r>
-        <w:rPr>
-          <w:lang w:val="en_US" w:bidi="en_US"/>
-        </w:rPr>
-      </w:r>
-    </w:p>
-    <w:p>
-      <w:pPr/>
-      <w:r>
-        <w:rPr>
-          <w:lang w:val="en_US" w:bidi="en_US"/>
-        </w:rPr>
+        <w:t xml:space="preserve"> He afflicted my body and broke my bones.</w:t>
       </w:r>
     </w:p>
     <w:p>
@@ -2157,25 +1254,7 @@
         <w:rPr>
           <w:lang w:val="en_US" w:bidi="en_US"/>
         </w:rPr>
-        <w:t xml:space="preserve"> He has surrounded me with things that make me suffer very bitterly.</w:t>
-      </w:r>
-      <w:r>
-        <w:rPr>
-          <w:lang w:val="en_US" w:bidi="en_US"/>
-        </w:rPr>
-      </w:r>
-      <w:r>
-        <w:rPr>
-          <w:lang w:val="en_US" w:bidi="en_US"/>
-        </w:rPr>
-      </w:r>
-    </w:p>
-    <w:p>
-      <w:pPr/>
-      <w:r>
-        <w:rPr>
-          <w:lang w:val="en_US" w:bidi="en_US"/>
-        </w:rPr>
+        <w:t xml:space="preserve"> He attacked me on every side and caused me to suffer terribly.</w:t>
       </w:r>
     </w:p>
     <w:p>
@@ -2196,25 +1275,7 @@
         <w:rPr>
           <w:lang w:val="en_US" w:bidi="en_US"/>
         </w:rPr>
-        <w:t xml:space="preserve"> It is as though he has buried me in a dark place like those who have been dead for a long time.</w:t>
-      </w:r>
-      <w:r>
-        <w:rPr>
-          <w:lang w:val="en_US" w:bidi="en_US"/>
-        </w:rPr>
-      </w:r>
-      <w:r>
-        <w:rPr>
-          <w:lang w:val="en_US" w:bidi="en_US"/>
-        </w:rPr>
-      </w:r>
-    </w:p>
-    <w:p>
-      <w:pPr/>
-      <w:r>
-        <w:rPr>
-          <w:lang w:val="en_US" w:bidi="en_US"/>
-        </w:rPr>
+        <w:t xml:space="preserve"> He made me feel hopeless, like no one remembers me.</w:t>
       </w:r>
     </w:p>
     <w:p>
@@ -2235,25 +1296,7 @@
         <w:rPr>
           <w:lang w:val="en_US" w:bidi="en_US"/>
         </w:rPr>
-        <w:t xml:space="preserve"> It is as though he has built a prison wall around me, and fastened me with heavy chains, so I cannot escape.</w:t>
-      </w:r>
-      <w:r>
-        <w:rPr>
-          <w:lang w:val="en_US" w:bidi="en_US"/>
-        </w:rPr>
-      </w:r>
-      <w:r>
-        <w:rPr>
-          <w:lang w:val="en_US" w:bidi="en_US"/>
-        </w:rPr>
-      </w:r>
-    </w:p>
-    <w:p>
-      <w:pPr/>
-      <w:r>
-        <w:rPr>
-          <w:lang w:val="en_US" w:bidi="en_US"/>
-        </w:rPr>
+        <w:t xml:space="preserve"> He has completely trapped me so that I cannot escape.</w:t>
       </w:r>
     </w:p>
     <w:p>
@@ -2274,25 +1317,7 @@
         <w:rPr>
           <w:lang w:val="en_US" w:bidi="en_US"/>
         </w:rPr>
-        <w:t xml:space="preserve"> Although I call out and cry out for him to help me, he does not pay attention to me.</w:t>
-      </w:r>
-      <w:r>
-        <w:rPr>
-          <w:lang w:val="en_US" w:bidi="en_US"/>
-        </w:rPr>
-      </w:r>
-      <w:r>
-        <w:rPr>
-          <w:lang w:val="en_US" w:bidi="en_US"/>
-        </w:rPr>
-      </w:r>
-    </w:p>
-    <w:p>
-      <w:pPr/>
-      <w:r>
-        <w:rPr>
-          <w:lang w:val="en_US" w:bidi="en_US"/>
-        </w:rPr>
+        <w:t xml:space="preserve"> Even though I beg him to help me, he refuses to listen when I pray.</w:t>
       </w:r>
     </w:p>
     <w:p>
@@ -2313,25 +1338,7 @@
         <w:rPr>
           <w:lang w:val="en_US" w:bidi="en_US"/>
         </w:rPr>
-        <w:t xml:space="preserve"> It is as though he has blocked my path with a high stone wall and has caused me to wander everywhere to try to get out.</w:t>
-      </w:r>
-      <w:r>
-        <w:rPr>
-          <w:lang w:val="en_US" w:bidi="en_US"/>
-        </w:rPr>
-      </w:r>
-      <w:r>
-        <w:rPr>
-          <w:lang w:val="en_US" w:bidi="en_US"/>
-        </w:rPr>
-      </w:r>
-    </w:p>
-    <w:p>
-      <w:pPr/>
-      <w:r>
-        <w:rPr>
-          <w:lang w:val="en_US" w:bidi="en_US"/>
-        </w:rPr>
+        <w:t xml:space="preserve"> He has blocked every way forward for me so that I cannot make any progress in my life.</w:t>
       </w:r>
     </w:p>
     <w:p>
@@ -2352,25 +1359,7 @@
         <w:rPr>
           <w:lang w:val="en_US" w:bidi="en_US"/>
         </w:rPr>
-        <w:t xml:space="preserve"> He has waited to attack me like a bear or a lion hides and waits to attack a man.</w:t>
-      </w:r>
-      <w:r>
-        <w:rPr>
-          <w:lang w:val="en_US" w:bidi="en_US"/>
-        </w:rPr>
-      </w:r>
-      <w:r>
-        <w:rPr>
-          <w:lang w:val="en_US" w:bidi="en_US"/>
-        </w:rPr>
-      </w:r>
-    </w:p>
-    <w:p>
-      <w:pPr/>
-      <w:r>
-        <w:rPr>
-          <w:lang w:val="en_US" w:bidi="en_US"/>
-        </w:rPr>
+        <w:t xml:space="preserve"> He waited to attack me like a bear hiding to ambush its prey, like a lion crouching in a hidden place.</w:t>
       </w:r>
     </w:p>
     <w:p>
@@ -2391,25 +1380,7 @@
         <w:rPr>
           <w:lang w:val="en_US" w:bidi="en_US"/>
         </w:rPr>
-        <w:t xml:space="preserve"> It is as though a bear has dragged me off the path and mauled me, and left me alone without help.</w:t>
-      </w:r>
-      <w:r>
-        <w:rPr>
-          <w:lang w:val="en_US" w:bidi="en_US"/>
-        </w:rPr>
-      </w:r>
-      <w:r>
-        <w:rPr>
-          <w:lang w:val="en_US" w:bidi="en_US"/>
-        </w:rPr>
-      </w:r>
-    </w:p>
-    <w:p>
-      <w:pPr/>
-      <w:r>
-        <w:rPr>
-          <w:lang w:val="en_US" w:bidi="en_US"/>
-        </w:rPr>
+        <w:t xml:space="preserve"> He ruined my plans and destroyed me; he made me poor.</w:t>
       </w:r>
     </w:p>
     <w:p>
@@ -2430,25 +1401,7 @@
         <w:rPr>
           <w:lang w:val="en_US" w:bidi="en_US"/>
         </w:rPr>
-        <w:t xml:space="preserve"> It is as though he strung his bow and made me the target to shoot at with his arrows.</w:t>
-      </w:r>
-      <w:r>
-        <w:rPr>
-          <w:lang w:val="en_US" w:bidi="en_US"/>
-        </w:rPr>
-      </w:r>
-      <w:r>
-        <w:rPr>
-          <w:lang w:val="en_US" w:bidi="en_US"/>
-        </w:rPr>
-      </w:r>
-    </w:p>
-    <w:p>
-      <w:pPr/>
-      <w:r>
-        <w:rPr>
-          <w:lang w:val="en_US" w:bidi="en_US"/>
-        </w:rPr>
+        <w:t xml:space="preserve"> He deliberately chose to attack me and made me the one he would harm.</w:t>
       </w:r>
     </w:p>
     <w:p>
@@ -2469,25 +1422,7 @@
         <w:rPr>
           <w:lang w:val="en_US" w:bidi="en_US"/>
         </w:rPr>
-        <w:t xml:space="preserve"> It is as though he shot his arrows deep into my body.</w:t>
-      </w:r>
-      <w:r>
-        <w:rPr>
-          <w:lang w:val="en_US" w:bidi="en_US"/>
-        </w:rPr>
-      </w:r>
-      <w:r>
-        <w:rPr>
-          <w:lang w:val="en_US" w:bidi="en_US"/>
-        </w:rPr>
-      </w:r>
-    </w:p>
-    <w:p>
-      <w:pPr/>
-      <w:r>
-        <w:rPr>
-          <w:lang w:val="en_US" w:bidi="en_US"/>
-        </w:rPr>
+        <w:t xml:space="preserve"> He deliberately caused me intense suffering.</w:t>
       </w:r>
     </w:p>
     <w:p>
@@ -2508,25 +1443,7 @@
         <w:rPr>
           <w:lang w:val="en_US" w:bidi="en_US"/>
         </w:rPr>
-        <w:t xml:space="preserve"> All my relatives laugh at me; all during each day they sing songs that make fun of me.</w:t>
-      </w:r>
-      <w:r>
-        <w:rPr>
-          <w:lang w:val="en_US" w:bidi="en_US"/>
-        </w:rPr>
-      </w:r>
-      <w:r>
-        <w:rPr>
-          <w:lang w:val="en_US" w:bidi="en_US"/>
-        </w:rPr>
-      </w:r>
-    </w:p>
-    <w:p>
-      <w:pPr/>
-      <w:r>
-        <w:rPr>
-          <w:lang w:val="en_US" w:bidi="en_US"/>
-        </w:rPr>
+        <w:t xml:space="preserve"> All my own people mock me constantly with their songs.</w:t>
       </w:r>
     </w:p>
     <w:p>
@@ -2547,25 +1464,7 @@
         <w:rPr>
           <w:lang w:val="en_US" w:bidi="en_US"/>
         </w:rPr>
-        <w:t xml:space="preserve"> Yahweh has made me suffer greatly, like someone suffers after drinking something very bitter.</w:t>
-      </w:r>
-      <w:r>
-        <w:rPr>
-          <w:lang w:val="en_US" w:bidi="en_US"/>
-        </w:rPr>
-      </w:r>
-      <w:r>
-        <w:rPr>
-          <w:lang w:val="en_US" w:bidi="en_US"/>
-        </w:rPr>
-      </w:r>
-    </w:p>
-    <w:p>
-      <w:pPr/>
-      <w:r>
-        <w:rPr>
-          <w:lang w:val="en_US" w:bidi="en_US"/>
-        </w:rPr>
+        <w:t xml:space="preserve"> He has caused me to suffer so much that I cannot bear it.</w:t>
       </w:r>
     </w:p>
     <w:p>
@@ -2586,25 +1485,7 @@
         <w:rPr>
           <w:lang w:val="en_US" w:bidi="en_US"/>
         </w:rPr>
-        <w:t xml:space="preserve"> It is as though he has caused me to chew gravel that broke my teeth; it is as though he has trampled me in the ground.</w:t>
-      </w:r>
-      <w:r>
-        <w:rPr>
-          <w:lang w:val="en_US" w:bidi="en_US"/>
-        </w:rPr>
-      </w:r>
-      <w:r>
-        <w:rPr>
-          <w:lang w:val="en_US" w:bidi="en_US"/>
-        </w:rPr>
-      </w:r>
-    </w:p>
-    <w:p>
-      <w:pPr/>
-      <w:r>
-        <w:rPr>
-          <w:lang w:val="en_US" w:bidi="en_US"/>
-        </w:rPr>
+        <w:t xml:space="preserve"> He completely humiliated me and degraded me.</w:t>
       </w:r>
     </w:p>
     <w:p>
@@ -2625,25 +1506,7 @@
         <w:rPr>
           <w:lang w:val="en_US" w:bidi="en_US"/>
         </w:rPr>
-        <w:t xml:space="preserve"> Things no longer go well for me; I no longer remember being prosperous.</w:t>
-      </w:r>
-      <w:r>
-        <w:rPr>
-          <w:lang w:val="en_US" w:bidi="en_US"/>
-        </w:rPr>
-      </w:r>
-      <w:r>
-        <w:rPr>
-          <w:lang w:val="en_US" w:bidi="en_US"/>
-        </w:rPr>
-      </w:r>
-    </w:p>
-    <w:p>
-      <w:pPr/>
-      <w:r>
-        <w:rPr>
-          <w:lang w:val="en_US" w:bidi="en_US"/>
-        </w:rPr>
+        <w:t xml:space="preserve"> God took away all my peace; I no longer remember what happiness feels like.</w:t>
       </w:r>
     </w:p>
     <w:p>
@@ -2664,25 +1527,7 @@
         <w:rPr>
           <w:lang w:val="en_US" w:bidi="en_US"/>
         </w:rPr>
-        <w:t xml:space="preserve"> I continue to say to myself, “I am not strong enough to bear any more hardships. I no longer expect that Yahweh will rescue me.”</w:t>
-      </w:r>
-      <w:r>
-        <w:rPr>
-          <w:lang w:val="en_US" w:bidi="en_US"/>
-        </w:rPr>
-      </w:r>
-      <w:r>
-        <w:rPr>
-          <w:lang w:val="en_US" w:bidi="en_US"/>
-        </w:rPr>
-      </w:r>
-    </w:p>
-    <w:p>
-      <w:pPr/>
-      <w:r>
-        <w:rPr>
-          <w:lang w:val="en_US" w:bidi="en_US"/>
-        </w:rPr>
+        <w:t xml:space="preserve"> So I said to myself, “I cannot endure any longer, and I have no more reason to hope in Yahweh.”</w:t>
       </w:r>
     </w:p>
     <w:p>
@@ -2703,25 +1548,7 @@
         <w:rPr>
           <w:lang w:val="en_US" w:bidi="en_US"/>
         </w:rPr>
-        <w:t xml:space="preserve"> When I think about how I suffer and how I wander far from home, it is like drinking a very bitter liquid.</w:t>
-      </w:r>
-      <w:r>
-        <w:rPr>
-          <w:lang w:val="en_US" w:bidi="en_US"/>
-        </w:rPr>
-      </w:r>
-      <w:r>
-        <w:rPr>
-          <w:lang w:val="en_US" w:bidi="en_US"/>
-        </w:rPr>
-      </w:r>
-    </w:p>
-    <w:p>
-      <w:pPr/>
-      <w:r>
-        <w:rPr>
-          <w:lang w:val="en_US" w:bidi="en_US"/>
-        </w:rPr>
+        <w:t xml:space="preserve"> Yahweh, remember how I have suffered and wandered; I have suffered so very greatly.</w:t>
       </w:r>
     </w:p>
     <w:p>
@@ -2742,25 +1569,7 @@
         <w:rPr>
           <w:lang w:val="en_US" w:bidi="en_US"/>
         </w:rPr>
-        <w:t xml:space="preserve"> I will never forget this time when I feel very depressed.</w:t>
-      </w:r>
-      <w:r>
-        <w:rPr>
-          <w:lang w:val="en_US" w:bidi="en_US"/>
-        </w:rPr>
-      </w:r>
-      <w:r>
-        <w:rPr>
-          <w:lang w:val="en_US" w:bidi="en_US"/>
-        </w:rPr>
-      </w:r>
-    </w:p>
-    <w:p>
-      <w:pPr/>
-      <w:r>
-        <w:rPr>
-          <w:lang w:val="en_US" w:bidi="en_US"/>
-        </w:rPr>
+        <w:t xml:space="preserve"> I keep thinking about it over and over, and it makes me deeply depressed.</w:t>
       </w:r>
     </w:p>
     <w:p>
@@ -2781,25 +1590,7 @@
         <w:rPr>
           <w:lang w:val="en_US" w:bidi="en_US"/>
         </w:rPr>
-        <w:t xml:space="preserve"> However, I confidently expect Yahweh to do good things for me again, and this I know is true.</w:t>
-      </w:r>
-      <w:r>
-        <w:rPr>
-          <w:lang w:val="en_US" w:bidi="en_US"/>
-        </w:rPr>
-      </w:r>
-      <w:r>
-        <w:rPr>
-          <w:lang w:val="en_US" w:bidi="en_US"/>
-        </w:rPr>
-      </w:r>
-    </w:p>
-    <w:p>
-      <w:pPr/>
-      <w:r>
-        <w:rPr>
-          <w:lang w:val="en_US" w:bidi="en_US"/>
-        </w:rPr>
+        <w:t xml:space="preserve"> Yet when I think about this one thing, I find reason to hope:</w:t>
       </w:r>
     </w:p>
     <w:p>
@@ -2820,25 +1611,7 @@
         <w:rPr>
           <w:lang w:val="en_US" w:bidi="en_US"/>
         </w:rPr>
-        <w:t xml:space="preserve"> Yahweh never stops faithfully loving us, and he shows his compassion for us forever. He never stops acting kindly toward us.</w:t>
-      </w:r>
-      <w:r>
-        <w:rPr>
-          <w:lang w:val="en_US" w:bidi="en_US"/>
-        </w:rPr>
-      </w:r>
-      <w:r>
-        <w:rPr>
-          <w:lang w:val="en_US" w:bidi="en_US"/>
-        </w:rPr>
-      </w:r>
-    </w:p>
-    <w:p>
-      <w:pPr/>
-      <w:r>
-        <w:rPr>
-          <w:lang w:val="en_US" w:bidi="en_US"/>
-        </w:rPr>
+        <w:t xml:space="preserve"> Yahweh never stops faithfully loving us, and he never stops showing us mercy.</w:t>
       </w:r>
     </w:p>
     <w:p>
@@ -2859,25 +1632,7 @@
         <w:rPr>
           <w:lang w:val="en_US" w:bidi="en_US"/>
         </w:rPr>
-        <w:t xml:space="preserve"> Every morning he acts mercifully toward us again. He is the one in whom we can always trust.</w:t>
-      </w:r>
-      <w:r>
-        <w:rPr>
-          <w:lang w:val="en_US" w:bidi="en_US"/>
-        </w:rPr>
-      </w:r>
-      <w:r>
-        <w:rPr>
-          <w:lang w:val="en_US" w:bidi="en_US"/>
-        </w:rPr>
-      </w:r>
-    </w:p>
-    <w:p>
-      <w:pPr/>
-      <w:r>
-        <w:rPr>
-          <w:lang w:val="en_US" w:bidi="en_US"/>
-        </w:rPr>
+        <w:t xml:space="preserve"> Every morning he shows us mercy again; he is always faithful to us.</w:t>
       </w:r>
     </w:p>
     <w:p>
@@ -2898,25 +1653,7 @@
         <w:rPr>
           <w:lang w:val="en_US" w:bidi="en_US"/>
         </w:rPr>
-        <w:t xml:space="preserve"> So I sincerely say to myself, “Yahweh gives me what I need!” Because I believe this, I will confidently wait for him to do good things for me.</w:t>
-      </w:r>
-      <w:r>
-        <w:rPr>
-          <w:lang w:val="en_US" w:bidi="en_US"/>
-        </w:rPr>
-      </w:r>
-      <w:r>
-        <w:rPr>
-          <w:lang w:val="en_US" w:bidi="en_US"/>
-        </w:rPr>
-      </w:r>
-    </w:p>
-    <w:p>
-      <w:pPr/>
-      <w:r>
-        <w:rPr>
-          <w:lang w:val="en_US" w:bidi="en_US"/>
-        </w:rPr>
+        <w:t xml:space="preserve"> I said to myself, “Yahweh is all that I need; so I will confidently wait for him.”</w:t>
       </w:r>
     </w:p>
     <w:p>
@@ -2937,25 +1674,7 @@
         <w:rPr>
           <w:lang w:val="en_US" w:bidi="en_US"/>
         </w:rPr>
-        <w:t xml:space="preserve"> Yahweh is good to all those who depend on him, to those who seek him to help them.</w:t>
-      </w:r>
-      <w:r>
-        <w:rPr>
-          <w:lang w:val="en_US" w:bidi="en_US"/>
-        </w:rPr>
-      </w:r>
-      <w:r>
-        <w:rPr>
-          <w:lang w:val="en_US" w:bidi="en_US"/>
-        </w:rPr>
-      </w:r>
-    </w:p>
-    <w:p>
-      <w:pPr/>
-      <w:r>
-        <w:rPr>
-          <w:lang w:val="en_US" w:bidi="en_US"/>
-        </w:rPr>
+        <w:t xml:space="preserve"> Yahweh is good to everyone who depends on him, to everyone who hopes that Yahweh will help him.</w:t>
       </w:r>
     </w:p>
     <w:p>
@@ -2976,25 +1695,7 @@
         <w:rPr>
           <w:lang w:val="en_US" w:bidi="en_US"/>
         </w:rPr>
-        <w:t xml:space="preserve"> So it is good for us to wait quietly for Yahweh to save us.</w:t>
-      </w:r>
-      <w:r>
-        <w:rPr>
-          <w:lang w:val="en_US" w:bidi="en_US"/>
-        </w:rPr>
-      </w:r>
-      <w:r>
-        <w:rPr>
-          <w:lang w:val="en_US" w:bidi="en_US"/>
-        </w:rPr>
-      </w:r>
-    </w:p>
-    <w:p>
-      <w:pPr/>
-      <w:r>
-        <w:rPr>
-          <w:lang w:val="en_US" w:bidi="en_US"/>
-        </w:rPr>
+        <w:t xml:space="preserve"> It is good to wait quietly for Yahweh to save us.</w:t>
       </w:r>
     </w:p>
     <w:p>
@@ -3015,25 +1716,7 @@
         <w:rPr>
           <w:lang w:val="en_US" w:bidi="en_US"/>
         </w:rPr>
-        <w:t xml:space="preserve"> And it is good for us to suffer patiently while we are young.</w:t>
-      </w:r>
-      <w:r>
-        <w:rPr>
-          <w:lang w:val="en_US" w:bidi="en_US"/>
-        </w:rPr>
-      </w:r>
-      <w:r>
-        <w:rPr>
-          <w:lang w:val="en_US" w:bidi="en_US"/>
-        </w:rPr>
-      </w:r>
-    </w:p>
-    <w:p>
-      <w:pPr/>
-      <w:r>
-        <w:rPr>
-          <w:lang w:val="en_US" w:bidi="en_US"/>
-        </w:rPr>
+        <w:t xml:space="preserve"> It is good for a person to endure suffering patiently while still young.</w:t>
       </w:r>
     </w:p>
     <w:p>
@@ -3054,25 +1737,7 @@
         <w:rPr>
           <w:lang w:val="en_US" w:bidi="en_US"/>
         </w:rPr>
-        <w:t xml:space="preserve"> Those who seek him to help them should sit by themselves and not complain, because they know that it is Yahweh who has allowed them to suffer.</w:t>
-      </w:r>
-      <w:r>
-        <w:rPr>
-          <w:lang w:val="en_US" w:bidi="en_US"/>
-        </w:rPr>
-      </w:r>
-      <w:r>
-        <w:rPr>
-          <w:lang w:val="en_US" w:bidi="en_US"/>
-        </w:rPr>
-      </w:r>
-    </w:p>
-    <w:p>
-      <w:pPr/>
-      <w:r>
-        <w:rPr>
-          <w:lang w:val="en_US" w:bidi="en_US"/>
-        </w:rPr>
+        <w:t xml:space="preserve"> A person should accept his situation quietly and not complain when God causes him to suffer.</w:t>
       </w:r>
     </w:p>
     <w:p>
@@ -3093,25 +1758,7 @@
         <w:rPr>
           <w:lang w:val="en_US" w:bidi="en_US"/>
         </w:rPr>
-        <w:t xml:space="preserve"> They should lie in the dirt, with their faces on the ground, because they can still hope that Yahweh will help them.</w:t>
-      </w:r>
-      <w:r>
-        <w:rPr>
-          <w:lang w:val="en_US" w:bidi="en_US"/>
-        </w:rPr>
-      </w:r>
-      <w:r>
-        <w:rPr>
-          <w:lang w:val="en_US" w:bidi="en_US"/>
-        </w:rPr>
-      </w:r>
-    </w:p>
-    <w:p>
-      <w:pPr/>
-      <w:r>
-        <w:rPr>
-          <w:lang w:val="en_US" w:bidi="en_US"/>
-        </w:rPr>
+        <w:t xml:space="preserve"> He should bow down with his face to the ground, because there may still be reason to hope.</w:t>
       </w:r>
     </w:p>
     <w:p>
@@ -3132,25 +1779,7 @@
         <w:rPr>
           <w:lang w:val="en_US" w:bidi="en_US"/>
         </w:rPr>
-        <w:t xml:space="preserve"> If someone strikes us on one cheek, we should turn the other cheek toward that person in order that he may strike it, too, and accept it when others insult us.</w:t>
-      </w:r>
-      <w:r>
-        <w:rPr>
-          <w:lang w:val="en_US" w:bidi="en_US"/>
-        </w:rPr>
-      </w:r>
-      <w:r>
-        <w:rPr>
-          <w:lang w:val="en_US" w:bidi="en_US"/>
-        </w:rPr>
-      </w:r>
-    </w:p>
-    <w:p>
-      <w:pPr/>
-      <w:r>
-        <w:rPr>
-          <w:lang w:val="en_US" w:bidi="en_US"/>
-        </w:rPr>
+        <w:t xml:space="preserve"> He should offer his cheek to the one who hits him and accept all the insults people give him.</w:t>
       </w:r>
     </w:p>
     <w:p>
@@ -3171,25 +1800,7 @@
         <w:rPr>
           <w:lang w:val="en_US" w:bidi="en_US"/>
         </w:rPr>
-        <w:t xml:space="preserve"> The Lord does not abandon his people forever.</w:t>
-      </w:r>
-      <w:r>
-        <w:rPr>
-          <w:lang w:val="en_US" w:bidi="en_US"/>
-        </w:rPr>
-      </w:r>
-      <w:r>
-        <w:rPr>
-          <w:lang w:val="en_US" w:bidi="en_US"/>
-        </w:rPr>
-      </w:r>
-    </w:p>
-    <w:p>
-      <w:pPr/>
-      <w:r>
-        <w:rPr>
-          <w:lang w:val="en_US" w:bidi="en_US"/>
-        </w:rPr>
+        <w:t xml:space="preserve"> The Lord does not reject people forever.</w:t>
       </w:r>
     </w:p>
     <w:p>
@@ -3210,25 +1821,7 @@
         <w:rPr>
           <w:lang w:val="en_US" w:bidi="en_US"/>
         </w:rPr>
-        <w:t xml:space="preserve"> Sometimes he causes us to suffer, but he also acts kindly toward us because he continually and faithfully loves us.</w:t>
-      </w:r>
-      <w:r>
-        <w:rPr>
-          <w:lang w:val="en_US" w:bidi="en_US"/>
-        </w:rPr>
-      </w:r>
-      <w:r>
-        <w:rPr>
-          <w:lang w:val="en_US" w:bidi="en_US"/>
-        </w:rPr>
-      </w:r>
-    </w:p>
-    <w:p>
-      <w:pPr/>
-      <w:r>
-        <w:rPr>
-          <w:lang w:val="en_US" w:bidi="en_US"/>
-        </w:rPr>
+        <w:t xml:space="preserve"> Even though he causes people to grieve, he will show them mercy because he always faithfully loves them.</w:t>
       </w:r>
     </w:p>
     <w:p>
@@ -3249,25 +1842,7 @@
         <w:rPr>
           <w:lang w:val="en_US" w:bidi="en_US"/>
         </w:rPr>
-        <w:t xml:space="preserve"> And he does not take pleasure when he causes people to suffer or be sad.</w:t>
-      </w:r>
-      <w:r>
-        <w:rPr>
-          <w:lang w:val="en_US" w:bidi="en_US"/>
-        </w:rPr>
-      </w:r>
-      <w:r>
-        <w:rPr>
-          <w:lang w:val="en_US" w:bidi="en_US"/>
-        </w:rPr>
-      </w:r>
-    </w:p>
-    <w:p>
-      <w:pPr/>
-      <w:r>
-        <w:rPr>
-          <w:lang w:val="en_US" w:bidi="en_US"/>
-        </w:rPr>
+        <w:t xml:space="preserve"> He does not enjoy causing people to suffer or making them grieve.</w:t>
       </w:r>
     </w:p>
     <w:p>
@@ -3288,25 +1863,7 @@
         <w:rPr>
           <w:lang w:val="en_US" w:bidi="en_US"/>
         </w:rPr>
-        <w:t xml:space="preserve"> If people mistreat and oppress all the prisoners,</w:t>
-      </w:r>
-      <w:r>
-        <w:rPr>
-          <w:lang w:val="en_US" w:bidi="en_US"/>
-        </w:rPr>
-      </w:r>
-      <w:r>
-        <w:rPr>
-          <w:lang w:val="en_US" w:bidi="en_US"/>
-        </w:rPr>
-      </w:r>
-    </w:p>
-    <w:p>
-      <w:pPr/>
-      <w:r>
-        <w:rPr>
-          <w:lang w:val="en_US" w:bidi="en_US"/>
-        </w:rPr>
+        <w:t xml:space="preserve"> When people crush all the prisoners in a land under their feet,</w:t>
       </w:r>
     </w:p>
     <w:p>
@@ -3327,25 +1884,7 @@
         <w:rPr>
           <w:lang w:val="en_US" w:bidi="en_US"/>
         </w:rPr>
-        <w:t xml:space="preserve"> or if they rebel against God by refusing to do for others what is right,</w:t>
-      </w:r>
-      <w:r>
-        <w:rPr>
-          <w:lang w:val="en_US" w:bidi="en_US"/>
-        </w:rPr>
-      </w:r>
-      <w:r>
-        <w:rPr>
-          <w:lang w:val="en_US" w:bidi="en_US"/>
-        </w:rPr>
-      </w:r>
-    </w:p>
-    <w:p>
-      <w:pPr/>
-      <w:r>
-        <w:rPr>
-          <w:lang w:val="en_US" w:bidi="en_US"/>
-        </w:rPr>
+        <w:t xml:space="preserve"> when they cheat someone and deny him what he deserves right in front of the Most High God,</w:t>
       </w:r>
     </w:p>
     <w:p>
@@ -3366,25 +1905,7 @@
         <w:rPr>
           <w:lang w:val="en_US" w:bidi="en_US"/>
         </w:rPr>
-        <w:t xml:space="preserve"> or if they cause judges to decide matters unjustly, the Lord certainly sees all these things.</w:t>
-      </w:r>
-      <w:r>
-        <w:rPr>
-          <w:lang w:val="en_US" w:bidi="en_US"/>
-        </w:rPr>
-      </w:r>
-      <w:r>
-        <w:rPr>
-          <w:lang w:val="en_US" w:bidi="en_US"/>
-        </w:rPr>
-      </w:r>
-    </w:p>
-    <w:p>
-      <w:pPr/>
-      <w:r>
-        <w:rPr>
-          <w:lang w:val="en_US" w:bidi="en_US"/>
-        </w:rPr>
+        <w:t xml:space="preserve"> when they treat someone unfairly in his legal dispute—the Lord does not approve of any of these things.</w:t>
       </w:r>
     </w:p>
     <w:p>
@@ -3405,25 +1926,7 @@
         <w:rPr>
           <w:lang w:val="en_US" w:bidi="en_US"/>
         </w:rPr>
-        <w:t xml:space="preserve"> No one can make something happen unless Yahweh has already decided that it should happen.</w:t>
-      </w:r>
-      <w:r>
-        <w:rPr>
-          <w:lang w:val="en_US" w:bidi="en_US"/>
-        </w:rPr>
-      </w:r>
-      <w:r>
-        <w:rPr>
-          <w:lang w:val="en_US" w:bidi="en_US"/>
-        </w:rPr>
-      </w:r>
-    </w:p>
-    <w:p>
-      <w:pPr/>
-      <w:r>
-        <w:rPr>
-          <w:lang w:val="en_US" w:bidi="en_US"/>
-        </w:rPr>
+        <w:t xml:space="preserve"> No one can simply speak and make something happen unless the Lord has commanded it.</w:t>
       </w:r>
     </w:p>
     <w:p>
@@ -3444,25 +1947,7 @@
         <w:rPr>
           <w:lang w:val="en_US" w:bidi="en_US"/>
         </w:rPr>
-        <w:t xml:space="preserve"> God in heaven is the one who commands that disasters should happen, and he also causes good things to happen.</w:t>
-      </w:r>
-      <w:r>
-        <w:rPr>
-          <w:lang w:val="en_US" w:bidi="en_US"/>
-        </w:rPr>
-      </w:r>
-      <w:r>
-        <w:rPr>
-          <w:lang w:val="en_US" w:bidi="en_US"/>
-        </w:rPr>
-      </w:r>
-    </w:p>
-    <w:p>
-      <w:pPr/>
-      <w:r>
-        <w:rPr>
-          <w:lang w:val="en_US" w:bidi="en_US"/>
-        </w:rPr>
+        <w:t xml:space="preserve"> The Most High God is the one who decides both the bad things and the good things that happen.</w:t>
       </w:r>
     </w:p>
     <w:p>
@@ -3483,25 +1968,7 @@
         <w:rPr>
           <w:lang w:val="en_US" w:bidi="en_US"/>
         </w:rPr>
-        <w:t xml:space="preserve"> So it is certainly not right for us, who are only people on earth, to complain when he punishes us for the sins that we have committed.</w:t>
-      </w:r>
-      <w:r>
-        <w:rPr>
-          <w:lang w:val="en_US" w:bidi="en_US"/>
-        </w:rPr>
-      </w:r>
-      <w:r>
-        <w:rPr>
-          <w:lang w:val="en_US" w:bidi="en_US"/>
-        </w:rPr>
-      </w:r>
-    </w:p>
-    <w:p>
-      <w:pPr/>
-      <w:r>
-        <w:rPr>
-          <w:lang w:val="en_US" w:bidi="en_US"/>
-        </w:rPr>
+        <w:t xml:space="preserve"> No living person should complain when God punishes him for his sins.</w:t>
       </w:r>
     </w:p>
     <w:p>
@@ -3522,25 +1989,7 @@
         <w:rPr>
           <w:lang w:val="en_US" w:bidi="en_US"/>
         </w:rPr>
-        <w:t xml:space="preserve"> Instead, we should think carefully about how we behave; we should turn back to Yahweh.</w:t>
-      </w:r>
-      <w:r>
-        <w:rPr>
-          <w:lang w:val="en_US" w:bidi="en_US"/>
-        </w:rPr>
-      </w:r>
-      <w:r>
-        <w:rPr>
-          <w:lang w:val="en_US" w:bidi="en_US"/>
-        </w:rPr>
-      </w:r>
-    </w:p>
-    <w:p>
-      <w:pPr/>
-      <w:r>
-        <w:rPr>
-          <w:lang w:val="en_US" w:bidi="en_US"/>
-        </w:rPr>
+        <w:t xml:space="preserve"> Instead, we should carefully examine how we have been living, and we should turn back to Yahweh.</w:t>
       </w:r>
     </w:p>
     <w:p>
@@ -3561,25 +2010,7 @@
         <w:rPr>
           <w:lang w:val="en_US" w:bidi="en_US"/>
         </w:rPr>
-        <w:t xml:space="preserve"> We should pray with all our inner beings and lift up our arms toward God in heaven, and say,</w:t>
-      </w:r>
-      <w:r>
-        <w:rPr>
-          <w:lang w:val="en_US" w:bidi="en_US"/>
-        </w:rPr>
-      </w:r>
-      <w:r>
-        <w:rPr>
-          <w:lang w:val="en_US" w:bidi="en_US"/>
-        </w:rPr>
-      </w:r>
-    </w:p>
-    <w:p>
-      <w:pPr/>
-      <w:r>
-        <w:rPr>
-          <w:lang w:val="en_US" w:bidi="en_US"/>
-        </w:rPr>
+        <w:t xml:space="preserve"> We should sincerely pray, raising our hands to God in heaven:</w:t>
       </w:r>
     </w:p>
     <w:p>
@@ -3602,24 +2033,6 @@
         </w:rPr>
         <w:t xml:space="preserve"> “We have sinned and rebelled against you, and you have not forgiven us.</w:t>
       </w:r>
-      <w:r>
-        <w:rPr>
-          <w:lang w:val="en_US" w:bidi="en_US"/>
-        </w:rPr>
-      </w:r>
-      <w:r>
-        <w:rPr>
-          <w:lang w:val="en_US" w:bidi="en_US"/>
-        </w:rPr>
-      </w:r>
-    </w:p>
-    <w:p>
-      <w:pPr/>
-      <w:r>
-        <w:rPr>
-          <w:lang w:val="en_US" w:bidi="en_US"/>
-        </w:rPr>
-      </w:r>
     </w:p>
     <w:p>
       <w:pPr/>
@@ -3639,25 +2052,7 @@
         <w:rPr>
           <w:lang w:val="en_US" w:bidi="en_US"/>
         </w:rPr>
-        <w:t xml:space="preserve"> You have been very angry and chased after us; you have slaughtered us without pitying us.</w:t>
-      </w:r>
-      <w:r>
-        <w:rPr>
-          <w:lang w:val="en_US" w:bidi="en_US"/>
-        </w:rPr>
-      </w:r>
-      <w:r>
-        <w:rPr>
-          <w:lang w:val="en_US" w:bidi="en_US"/>
-        </w:rPr>
-      </w:r>
-    </w:p>
-    <w:p>
-      <w:pPr/>
-      <w:r>
-        <w:rPr>
-          <w:lang w:val="en_US" w:bidi="en_US"/>
-        </w:rPr>
+        <w:t xml:space="preserve"> Because you were angry, you chased after us; you killed us without showing us any mercy.</w:t>
       </w:r>
     </w:p>
     <w:p>
@@ -3678,25 +2073,7 @@
         <w:rPr>
           <w:lang w:val="en_US" w:bidi="en_US"/>
         </w:rPr>
-        <w:t xml:space="preserve"> You have hidden yourself away, as if you were in a cloud, so that you will not hear us when we pray.</w:t>
-      </w:r>
-      <w:r>
-        <w:rPr>
-          <w:lang w:val="en_US" w:bidi="en_US"/>
-        </w:rPr>
-      </w:r>
-      <w:r>
-        <w:rPr>
-          <w:lang w:val="en_US" w:bidi="en_US"/>
-        </w:rPr>
-      </w:r>
-    </w:p>
-    <w:p>
-      <w:pPr/>
-      <w:r>
-        <w:rPr>
-          <w:lang w:val="en_US" w:bidi="en_US"/>
-        </w:rPr>
+        <w:t xml:space="preserve"> You made yourself unreachable so that you did not hear any of our prayers.</w:t>
       </w:r>
     </w:p>
     <w:p>
@@ -3717,25 +2094,7 @@
         <w:rPr>
           <w:lang w:val="en_US" w:bidi="en_US"/>
         </w:rPr>
-        <w:t xml:space="preserve"> You have made us go among the foreign peoples, and they think we are only garbage.</w:t>
-      </w:r>
-      <w:r>
-        <w:rPr>
-          <w:lang w:val="en_US" w:bidi="en_US"/>
-        </w:rPr>
-      </w:r>
-      <w:r>
-        <w:rPr>
-          <w:lang w:val="en_US" w:bidi="en_US"/>
-        </w:rPr>
-      </w:r>
-    </w:p>
-    <w:p>
-      <w:pPr/>
-      <w:r>
-        <w:rPr>
-          <w:lang w:val="en_US" w:bidi="en_US"/>
-        </w:rPr>
+        <w:t xml:space="preserve"> You have made the other nations treat us as though we are nothing but garbage and filth.</w:t>
       </w:r>
     </w:p>
     <w:p>
@@ -3756,25 +2115,7 @@
         <w:rPr>
           <w:lang w:val="en_US" w:bidi="en_US"/>
         </w:rPr>
-        <w:t xml:space="preserve"> All our enemies have spoken things to insult us.</w:t>
-      </w:r>
-      <w:r>
-        <w:rPr>
-          <w:lang w:val="en_US" w:bidi="en_US"/>
-        </w:rPr>
-      </w:r>
-      <w:r>
-        <w:rPr>
-          <w:lang w:val="en_US" w:bidi="en_US"/>
-        </w:rPr>
-      </w:r>
-    </w:p>
-    <w:p>
-      <w:pPr/>
-      <w:r>
-        <w:rPr>
-          <w:lang w:val="en_US" w:bidi="en_US"/>
-        </w:rPr>
+        <w:t xml:space="preserve"> All our enemies have spoken hateful things against us.</w:t>
       </w:r>
     </w:p>
     <w:p>
@@ -3795,25 +2136,7 @@
         <w:rPr>
           <w:lang w:val="en_US" w:bidi="en_US"/>
         </w:rPr>
-        <w:t xml:space="preserve"> We are constantly afraid that people will trap us, because we have experienced so many disasters and so much ruin.</w:t>
-      </w:r>
-      <w:r>
-        <w:rPr>
-          <w:lang w:val="en_US" w:bidi="en_US"/>
-        </w:rPr>
-      </w:r>
-      <w:r>
-        <w:rPr>
-          <w:lang w:val="en_US" w:bidi="en_US"/>
-        </w:rPr>
-      </w:r>
-    </w:p>
-    <w:p>
-      <w:pPr/>
-      <w:r>
-        <w:rPr>
-          <w:lang w:val="en_US" w:bidi="en_US"/>
-        </w:rPr>
+        <w:t xml:space="preserve"> We have experienced nothing but fear and danger, ruin and destruction.”</w:t>
       </w:r>
     </w:p>
     <w:p>
@@ -3834,25 +2157,7 @@
         <w:rPr>
           <w:lang w:val="en_US" w:bidi="en_US"/>
         </w:rPr>
-        <w:t xml:space="preserve"> Many tears flow from my eyes because my people have been destroyed.</w:t>
-      </w:r>
-      <w:r>
-        <w:rPr>
-          <w:lang w:val="en_US" w:bidi="en_US"/>
-        </w:rPr>
-      </w:r>
-      <w:r>
-        <w:rPr>
-          <w:lang w:val="en_US" w:bidi="en_US"/>
-        </w:rPr>
-      </w:r>
-    </w:p>
-    <w:p>
-      <w:pPr/>
-      <w:r>
-        <w:rPr>
-          <w:lang w:val="en_US" w:bidi="en_US"/>
-        </w:rPr>
+        <w:t xml:space="preserve"> Many tears flow from my eyes because enemies have destroyed my people.</w:t>
       </w:r>
     </w:p>
     <w:p>
@@ -3873,25 +2178,7 @@
         <w:rPr>
           <w:lang w:val="en_US" w:bidi="en_US"/>
         </w:rPr>
-        <w:t xml:space="preserve"> My tears continually flow; they will not stop</w:t>
-      </w:r>
-      <w:r>
-        <w:rPr>
-          <w:lang w:val="en_US" w:bidi="en_US"/>
-        </w:rPr>
-      </w:r>
-      <w:r>
-        <w:rPr>
-          <w:lang w:val="en_US" w:bidi="en_US"/>
-        </w:rPr>
-      </w:r>
-    </w:p>
-    <w:p>
-      <w:pPr/>
-      <w:r>
-        <w:rPr>
-          <w:lang w:val="en_US" w:bidi="en_US"/>
-        </w:rPr>
+        <w:t xml:space="preserve"> My tears pour out and will not stop; they will not end</w:t>
       </w:r>
     </w:p>
     <w:p>
@@ -3912,25 +2199,7 @@
         <w:rPr>
           <w:lang w:val="en_US" w:bidi="en_US"/>
         </w:rPr>
-        <w:t xml:space="preserve"> until Yahweh looks down from heaven and sees us.</w:t>
-      </w:r>
-      <w:r>
-        <w:rPr>
-          <w:lang w:val="en_US" w:bidi="en_US"/>
-        </w:rPr>
-      </w:r>
-      <w:r>
-        <w:rPr>
-          <w:lang w:val="en_US" w:bidi="en_US"/>
-        </w:rPr>
-      </w:r>
-    </w:p>
-    <w:p>
-      <w:pPr/>
-      <w:r>
-        <w:rPr>
-          <w:lang w:val="en_US" w:bidi="en_US"/>
-        </w:rPr>
+        <w:t xml:space="preserve"> until Yahweh looks down and sees us from heaven.</w:t>
       </w:r>
     </w:p>
     <w:p>
@@ -3951,25 +2220,7 @@
         <w:rPr>
           <w:lang w:val="en_US" w:bidi="en_US"/>
         </w:rPr>
-        <w:t xml:space="preserve"> I am very grieved because of what has happened to the women of my city.</w:t>
-      </w:r>
-      <w:r>
-        <w:rPr>
-          <w:lang w:val="en_US" w:bidi="en_US"/>
-        </w:rPr>
-      </w:r>
-      <w:r>
-        <w:rPr>
-          <w:lang w:val="en_US" w:bidi="en_US"/>
-        </w:rPr>
-      </w:r>
-    </w:p>
-    <w:p>
-      <w:pPr/>
-      <w:r>
-        <w:rPr>
-          <w:lang w:val="en_US" w:bidi="en_US"/>
-        </w:rPr>
+        <w:t xml:space="preserve"> What I see makes me grieve deeply because of what has happened to all the women of my city.</w:t>
       </w:r>
     </w:p>
     <w:p>
@@ -3990,25 +2241,7 @@
         <w:rPr>
           <w:lang w:val="en_US" w:bidi="en_US"/>
         </w:rPr>
-        <w:t xml:space="preserve"> My enemies hunted for me like people hunt for a bird to kill it even though there was no reason for them to do that.</w:t>
-      </w:r>
-      <w:r>
-        <w:rPr>
-          <w:lang w:val="en_US" w:bidi="en_US"/>
-        </w:rPr>
-      </w:r>
-      <w:r>
-        <w:rPr>
-          <w:lang w:val="en_US" w:bidi="en_US"/>
-        </w:rPr>
-      </w:r>
-    </w:p>
-    <w:p>
-      <w:pPr/>
-      <w:r>
-        <w:rPr>
-          <w:lang w:val="en_US" w:bidi="en_US"/>
-        </w:rPr>
+        <w:t xml:space="preserve"> My enemies relentlessly pursued me without any reason, even though I had done nothing wrong.</w:t>
       </w:r>
     </w:p>
     <w:p>
@@ -4029,25 +2262,7 @@
         <w:rPr>
           <w:lang w:val="en_US" w:bidi="en_US"/>
         </w:rPr>
-        <w:t xml:space="preserve"> They threw me into a pit to kill me, and placed a heavy stone over the top of it.</w:t>
-      </w:r>
-      <w:r>
-        <w:rPr>
-          <w:lang w:val="en_US" w:bidi="en_US"/>
-        </w:rPr>
-      </w:r>
-      <w:r>
-        <w:rPr>
-          <w:lang w:val="en_US" w:bidi="en_US"/>
-        </w:rPr>
-      </w:r>
-    </w:p>
-    <w:p>
-      <w:pPr/>
-      <w:r>
-        <w:rPr>
-          <w:lang w:val="en_US" w:bidi="en_US"/>
-        </w:rPr>
+        <w:t xml:space="preserve"> They threw me into a pit to kill me and dropped stones on top of me.</w:t>
       </w:r>
     </w:p>
     <w:p>
@@ -4068,25 +2283,7 @@
         <w:rPr>
           <w:lang w:val="en_US" w:bidi="en_US"/>
         </w:rPr>
-        <w:t xml:space="preserve"> The water in the pit rose above my head, and I said to myself, ‘I am about to die!’</w:t>
-      </w:r>
-      <w:r>
-        <w:rPr>
-          <w:lang w:val="en_US" w:bidi="en_US"/>
-        </w:rPr>
-      </w:r>
-      <w:r>
-        <w:rPr>
-          <w:lang w:val="en_US" w:bidi="en_US"/>
-        </w:rPr>
-      </w:r>
-    </w:p>
-    <w:p>
-      <w:pPr/>
-      <w:r>
-        <w:rPr>
-          <w:lang w:val="en_US" w:bidi="en_US"/>
-        </w:rPr>
+        <w:t xml:space="preserve"> Water rose over my head, and I said to myself, “I am going to die!”</w:t>
       </w:r>
     </w:p>
     <w:p>
@@ -4107,25 +2304,7 @@
         <w:rPr>
           <w:lang w:val="en_US" w:bidi="en_US"/>
         </w:rPr>
-        <w:t xml:space="preserve"> But from the bottom of the pit I cried out to you, ‘Yahweh, help me!’</w:t>
-      </w:r>
-      <w:r>
-        <w:rPr>
-          <w:lang w:val="en_US" w:bidi="en_US"/>
-        </w:rPr>
-      </w:r>
-      <w:r>
-        <w:rPr>
-          <w:lang w:val="en_US" w:bidi="en_US"/>
-        </w:rPr>
-      </w:r>
-    </w:p>
-    <w:p>
-      <w:pPr/>
-      <w:r>
-        <w:rPr>
-          <w:lang w:val="en_US" w:bidi="en_US"/>
-        </w:rPr>
+        <w:t xml:space="preserve"> I called out to you, Yahweh, from the deepest part of that pit.</w:t>
       </w:r>
     </w:p>
     <w:p>
@@ -4146,25 +2325,7 @@
         <w:rPr>
           <w:lang w:val="en_US" w:bidi="en_US"/>
         </w:rPr>
-        <w:t xml:space="preserve"> I pleaded with you, ‘Do not refuse to hear me when I cry out to you!’</w:t>
-      </w:r>
-      <w:r>
-        <w:rPr>
-          <w:lang w:val="en_US" w:bidi="en_US"/>
-        </w:rPr>
-      </w:r>
-      <w:r>
-        <w:rPr>
-          <w:lang w:val="en_US" w:bidi="en_US"/>
-        </w:rPr>
-      </w:r>
-    </w:p>
-    <w:p>
-      <w:pPr/>
-      <w:r>
-        <w:rPr>
-          <w:lang w:val="en_US" w:bidi="en_US"/>
-        </w:rPr>
+        <w:t xml:space="preserve"> You heard me; do not ignore me when I cry out to you for help!</w:t>
       </w:r>
     </w:p>
     <w:p>
@@ -4185,25 +2346,7 @@
         <w:rPr>
           <w:lang w:val="en_US" w:bidi="en_US"/>
         </w:rPr>
-        <w:t xml:space="preserve"> Then you answered me and said, ‘Do not be afraid!’</w:t>
-      </w:r>
-      <w:r>
-        <w:rPr>
-          <w:lang w:val="en_US" w:bidi="en_US"/>
-        </w:rPr>
-      </w:r>
-      <w:r>
-        <w:rPr>
-          <w:lang w:val="en_US" w:bidi="en_US"/>
-        </w:rPr>
-      </w:r>
-    </w:p>
-    <w:p>
-      <w:pPr/>
-      <w:r>
-        <w:rPr>
-          <w:lang w:val="en_US" w:bidi="en_US"/>
-        </w:rPr>
+        <w:t xml:space="preserve"> You came near when I called to you and said, “Do not be afraid!”</w:t>
       </w:r>
     </w:p>
     <w:p>
@@ -4224,25 +2367,7 @@
         <w:rPr>
           <w:lang w:val="en_US" w:bidi="en_US"/>
         </w:rPr>
-        <w:t xml:space="preserve"> Yahweh, you argued for me when people wanted to condemn me and execute me; you did not allow me to die.</w:t>
-      </w:r>
-      <w:r>
-        <w:rPr>
-          <w:lang w:val="en_US" w:bidi="en_US"/>
-        </w:rPr>
-      </w:r>
-      <w:r>
-        <w:rPr>
-          <w:lang w:val="en_US" w:bidi="en_US"/>
-        </w:rPr>
-      </w:r>
-    </w:p>
-    <w:p>
-      <w:pPr/>
-      <w:r>
-        <w:rPr>
-          <w:lang w:val="en_US" w:bidi="en_US"/>
-        </w:rPr>
+        <w:t xml:space="preserve"> Lord, you defended me; you saved my life.</w:t>
       </w:r>
     </w:p>
     <w:p>
@@ -4263,25 +2388,7 @@
         <w:rPr>
           <w:lang w:val="en_US" w:bidi="en_US"/>
         </w:rPr>
-        <w:t xml:space="preserve"> Now, Yahweh, you have seen the evil things that my enemies have done to me, so judge my case and show that I have done nothing wrong.</w:t>
-      </w:r>
-      <w:r>
-        <w:rPr>
-          <w:lang w:val="en_US" w:bidi="en_US"/>
-        </w:rPr>
-      </w:r>
-      <w:r>
-        <w:rPr>
-          <w:lang w:val="en_US" w:bidi="en_US"/>
-        </w:rPr>
-      </w:r>
-    </w:p>
-    <w:p>
-      <w:pPr/>
-      <w:r>
-        <w:rPr>
-          <w:lang w:val="en_US" w:bidi="en_US"/>
-        </w:rPr>
+        <w:t xml:space="preserve"> Yahweh, you have seen how my enemies have wronged me; make things right for me!</w:t>
       </w:r>
     </w:p>
     <w:p>
@@ -4302,25 +2409,7 @@
         <w:rPr>
           <w:lang w:val="en_US" w:bidi="en_US"/>
         </w:rPr>
-        <w:t xml:space="preserve"> You know the evil things that they are planning to do to me.</w:t>
-      </w:r>
-      <w:r>
-        <w:rPr>
-          <w:lang w:val="en_US" w:bidi="en_US"/>
-        </w:rPr>
-      </w:r>
-      <w:r>
-        <w:rPr>
-          <w:lang w:val="en_US" w:bidi="en_US"/>
-        </w:rPr>
-      </w:r>
-    </w:p>
-    <w:p>
-      <w:pPr/>
-      <w:r>
-        <w:rPr>
-          <w:lang w:val="en_US" w:bidi="en_US"/>
-        </w:rPr>
+        <w:t xml:space="preserve"> You have seen how they want to take revenge on me and all the things they have planned to do to me.</w:t>
       </w:r>
     </w:p>
     <w:p>
@@ -4341,25 +2430,7 @@
         <w:rPr>
           <w:lang w:val="en_US" w:bidi="en_US"/>
         </w:rPr>
-        <w:t xml:space="preserve"> Yahweh, you have heard them insult me; you have heard what they plan to do to me.</w:t>
-      </w:r>
-      <w:r>
-        <w:rPr>
-          <w:lang w:val="en_US" w:bidi="en_US"/>
-        </w:rPr>
-      </w:r>
-      <w:r>
-        <w:rPr>
-          <w:lang w:val="en_US" w:bidi="en_US"/>
-        </w:rPr>
-      </w:r>
-    </w:p>
-    <w:p>
-      <w:pPr/>
-      <w:r>
-        <w:rPr>
-          <w:lang w:val="en_US" w:bidi="en_US"/>
-        </w:rPr>
+        <w:t xml:space="preserve"> Yahweh, you have heard them insult me and all the things they have planned to do to me.</w:t>
       </w:r>
     </w:p>
     <w:p>
@@ -4380,25 +2451,7 @@
         <w:rPr>
           <w:lang w:val="en_US" w:bidi="en_US"/>
         </w:rPr>
-        <w:t xml:space="preserve"> Every day they whisper and mutter things about me, all during the day.</w:t>
-      </w:r>
-      <w:r>
-        <w:rPr>
-          <w:lang w:val="en_US" w:bidi="en_US"/>
-        </w:rPr>
-      </w:r>
-      <w:r>
-        <w:rPr>
-          <w:lang w:val="en_US" w:bidi="en_US"/>
-        </w:rPr>
-      </w:r>
-    </w:p>
-    <w:p>
-      <w:pPr/>
-      <w:r>
-        <w:rPr>
-          <w:lang w:val="en_US" w:bidi="en_US"/>
-        </w:rPr>
+        <w:t xml:space="preserve"> Those who oppose me whisper and mutter things about me all day long.</w:t>
       </w:r>
     </w:p>
     <w:p>
@@ -4419,25 +2472,7 @@
         <w:rPr>
           <w:lang w:val="en_US" w:bidi="en_US"/>
         </w:rPr>
-        <w:t xml:space="preserve"> Look at them! Whatever they are doing at the moment, they make fun of me by the songs that they sing.</w:t>
-      </w:r>
-      <w:r>
-        <w:rPr>
-          <w:lang w:val="en_US" w:bidi="en_US"/>
-        </w:rPr>
-      </w:r>
-      <w:r>
-        <w:rPr>
-          <w:lang w:val="en_US" w:bidi="en_US"/>
-        </w:rPr>
-      </w:r>
-    </w:p>
-    <w:p>
-      <w:pPr/>
-      <w:r>
-        <w:rPr>
-          <w:lang w:val="en_US" w:bidi="en_US"/>
-        </w:rPr>
+        <w:t xml:space="preserve"> Look at them! No matter what they are doing, they make fun of me in their songs.</w:t>
       </w:r>
     </w:p>
     <w:p>
@@ -4458,25 +2493,7 @@
         <w:rPr>
           <w:lang w:val="en_US" w:bidi="en_US"/>
         </w:rPr>
-        <w:t xml:space="preserve"> Yahweh, give them what they deserve! Pay them back for what they have done to me!</w:t>
-      </w:r>
-      <w:r>
-        <w:rPr>
-          <w:lang w:val="en_US" w:bidi="en_US"/>
-        </w:rPr>
-      </w:r>
-      <w:r>
-        <w:rPr>
-          <w:lang w:val="en_US" w:bidi="en_US"/>
-        </w:rPr>
-      </w:r>
-    </w:p>
-    <w:p>
-      <w:pPr/>
-      <w:r>
-        <w:rPr>
-          <w:lang w:val="en_US" w:bidi="en_US"/>
-        </w:rPr>
+        <w:t xml:space="preserve"> Yahweh, pay them back for what they have done!</w:t>
       </w:r>
     </w:p>
     <w:p>
@@ -4497,25 +2514,7 @@
         <w:rPr>
           <w:lang w:val="en_US" w:bidi="en_US"/>
         </w:rPr>
-        <w:t xml:space="preserve"> You permit them to do whatever they want, and you punish them by taking away their shame. That is why your curse is upon them.</w:t>
-      </w:r>
-      <w:r>
-        <w:rPr>
-          <w:lang w:val="en_US" w:bidi="en_US"/>
-        </w:rPr>
-      </w:r>
-      <w:r>
-        <w:rPr>
-          <w:lang w:val="en_US" w:bidi="en_US"/>
-        </w:rPr>
-      </w:r>
-    </w:p>
-    <w:p>
-      <w:pPr/>
-      <w:r>
-        <w:rPr>
-          <w:lang w:val="en_US" w:bidi="en_US"/>
-        </w:rPr>
+        <w:t xml:space="preserve"> Make them stubborn, and let your curse fall on them.</w:t>
       </w:r>
     </w:p>
     <w:p>
@@ -4536,25 +2535,7 @@
         <w:rPr>
           <w:lang w:val="en_US" w:bidi="en_US"/>
         </w:rPr>
-        <w:t xml:space="preserve"> Because you are angry with them, pursue them and get rid of them, until none of them remain on the earth.”</w:t>
-      </w:r>
-      <w:r>
-        <w:rPr>
-          <w:lang w:val="en_US" w:bidi="en_US"/>
-        </w:rPr>
-      </w:r>
-      <w:r>
-        <w:rPr>
-          <w:lang w:val="en_US" w:bidi="en_US"/>
-        </w:rPr>
-      </w:r>
-    </w:p>
-    <w:p>
-      <w:pPr/>
-      <w:r>
-        <w:rPr>
-          <w:lang w:val="en_US" w:bidi="en_US"/>
-        </w:rPr>
+        <w:t xml:space="preserve"> Because you are angry with them, chase them and destroy them so they no longer exist anywhere on earth.</w:t>
       </w:r>
     </w:p>
     <w:p>
@@ -4591,25 +2572,7 @@
         <w:rPr>
           <w:lang w:val="en_US" w:bidi="en_US"/>
         </w:rPr>
-        <w:t xml:space="preserve"> Previously our people were like pure gold, but now they are worthless. Just as our enemies have scattered the sacred stones in the temple, so they have also scattered our young men.</w:t>
-      </w:r>
-      <w:r>
-        <w:rPr>
-          <w:lang w:val="en_US" w:bidi="en_US"/>
-        </w:rPr>
-      </w:r>
-      <w:r>
-        <w:rPr>
-          <w:lang w:val="en_US" w:bidi="en_US"/>
-        </w:rPr>
-      </w:r>
-    </w:p>
-    <w:p>
-      <w:pPr/>
-      <w:r>
-        <w:rPr>
-          <w:lang w:val="en_US" w:bidi="en_US"/>
-        </w:rPr>
+        <w:t xml:space="preserve"> How terrible that the people of Jerusalem, who used to be so valuable, have now become completely worthless! The enemy has thrown out the precious young men at every street corner.</w:t>
       </w:r>
     </w:p>
     <w:p>
@@ -4630,25 +2593,7 @@
         <w:rPr>
           <w:lang w:val="en_US" w:bidi="en_US"/>
         </w:rPr>
-        <w:t xml:space="preserve"> The young men of Jerusalem were as valuable as large amounts of gold, but now people consider them to be as worthless as ordinary clay pots.</w:t>
-      </w:r>
-      <w:r>
-        <w:rPr>
-          <w:lang w:val="en_US" w:bidi="en_US"/>
-        </w:rPr>
-      </w:r>
-      <w:r>
-        <w:rPr>
-          <w:lang w:val="en_US" w:bidi="en_US"/>
-        </w:rPr>
-      </w:r>
-    </w:p>
-    <w:p>
-      <w:pPr/>
-      <w:r>
-        <w:rPr>
-          <w:lang w:val="en_US" w:bidi="en_US"/>
-        </w:rPr>
+        <w:t xml:space="preserve"> People once considered the young men of Zion to be extremely valuable, but now everyone treats them as completely worthless, like ordinary clay pots that a potter makes.</w:t>
       </w:r>
     </w:p>
     <w:p>
@@ -4669,25 +2614,7 @@
         <w:rPr>
           <w:lang w:val="en_US" w:bidi="en_US"/>
         </w:rPr>
-        <w:t xml:space="preserve"> Even the female jackals feed their pups, but my people act cruelly toward their own children; the mothers are like ostriches in the desert that abandon their eggs.</w:t>
-      </w:r>
-      <w:r>
-        <w:rPr>
-          <w:lang w:val="en_US" w:bidi="en_US"/>
-        </w:rPr>
-      </w:r>
-      <w:r>
-        <w:rPr>
-          <w:lang w:val="en_US" w:bidi="en_US"/>
-        </w:rPr>
-      </w:r>
-    </w:p>
-    <w:p>
-      <w:pPr/>
-      <w:r>
-        <w:rPr>
-          <w:lang w:val="en_US" w:bidi="en_US"/>
-        </w:rPr>
+        <w:t xml:space="preserve"> Even jackals nurse their young, but the women among my people have neglected their own children and have stopped caring for them.</w:t>
       </w:r>
     </w:p>
     <w:p>
@@ -4708,25 +2635,7 @@
         <w:rPr>
           <w:lang w:val="en_US" w:bidi="en_US"/>
         </w:rPr>
-        <w:t xml:space="preserve"> My people’s infants’ tongues cling to the roofs of their mouths because they are extremely thirsty; the children plead for some food, but no one gives them any.</w:t>
-      </w:r>
-      <w:r>
-        <w:rPr>
-          <w:lang w:val="en_US" w:bidi="en_US"/>
-        </w:rPr>
-      </w:r>
-      <w:r>
-        <w:rPr>
-          <w:lang w:val="en_US" w:bidi="en_US"/>
-        </w:rPr>
-      </w:r>
-    </w:p>
-    <w:p>
-      <w:pPr/>
-      <w:r>
-        <w:rPr>
-          <w:lang w:val="en_US" w:bidi="en_US"/>
-        </w:rPr>
+        <w:t xml:space="preserve"> The babies are so thirsty that their tongues stick to the roofs of their mouths. The children beg for food, but no one gives them any.</w:t>
       </w:r>
     </w:p>
     <w:p>
@@ -4747,25 +2656,7 @@
         <w:rPr>
           <w:lang w:val="en_US" w:bidi="en_US"/>
         </w:rPr>
-        <w:t xml:space="preserve"> People who previously ate fine food are now starving in the streets; those who previously wore fine clothes now lie upon the rubbish heaps with nothing to eat.</w:t>
-      </w:r>
-      <w:r>
-        <w:rPr>
-          <w:lang w:val="en_US" w:bidi="en_US"/>
-        </w:rPr>
-      </w:r>
-      <w:r>
-        <w:rPr>
-          <w:lang w:val="en_US" w:bidi="en_US"/>
-        </w:rPr>
-      </w:r>
-    </w:p>
-    <w:p>
-      <w:pPr/>
-      <w:r>
-        <w:rPr>
-          <w:lang w:val="en_US" w:bidi="en_US"/>
-        </w:rPr>
+        <w:t xml:space="preserve"> People who used to eat the finest food now starve in the streets. People whose parents raised them wearing expensive clothes now search through garbage heaps for something to eat.</w:t>
       </w:r>
     </w:p>
     <w:p>
@@ -4786,25 +2677,7 @@
         <w:rPr>
           <w:lang w:val="en_US" w:bidi="en_US"/>
         </w:rPr>
-        <w:t xml:space="preserve"> The people of Sodom died very suddenly in a disaster. But God punished my people more severely than the people of Sodom, and no one was concerned about all that we suffered.</w:t>
-      </w:r>
-      <w:r>
-        <w:rPr>
-          <w:lang w:val="en_US" w:bidi="en_US"/>
-        </w:rPr>
-      </w:r>
-      <w:r>
-        <w:rPr>
-          <w:lang w:val="en_US" w:bidi="en_US"/>
-        </w:rPr>
-      </w:r>
-    </w:p>
-    <w:p>
-      <w:pPr/>
-      <w:r>
-        <w:rPr>
-          <w:lang w:val="en_US" w:bidi="en_US"/>
-        </w:rPr>
+        <w:t xml:space="preserve"> God has punished my people more severely than he punished the people of Sodom. He destroyed Sodom in an instant, and nobody cried for it.</w:t>
       </w:r>
     </w:p>
     <w:p>
@@ -4825,25 +2698,7 @@
         <w:rPr>
           <w:lang w:val="en_US" w:bidi="en_US"/>
         </w:rPr>
-        <w:t xml:space="preserve"> Our leaders used to be like pure snow or white milk, they were so clean and spotless. Their bodies were healthy, pink like coral and brilliant like sapphires.</w:t>
-      </w:r>
-      <w:r>
-        <w:rPr>
-          <w:lang w:val="en_US" w:bidi="en_US"/>
-        </w:rPr>
-      </w:r>
-      <w:r>
-        <w:rPr>
-          <w:lang w:val="en_US" w:bidi="en_US"/>
-        </w:rPr>
-      </w:r>
-    </w:p>
-    <w:p>
-      <w:pPr/>
-      <w:r>
-        <w:rPr>
-          <w:lang w:val="en_US" w:bidi="en_US"/>
-        </w:rPr>
+        <w:t xml:space="preserve"> Jerusalem’s most honored people used to look very pure and healthy. They had strong, attractive bodies and appeared very vigorous.</w:t>
       </w:r>
     </w:p>
     <w:p>
@@ -4864,25 +2719,7 @@
         <w:rPr>
           <w:lang w:val="en_US" w:bidi="en_US"/>
         </w:rPr>
-        <w:t xml:space="preserve"> Now our leaders’ faces are blacker than soot, and no one recognizes them when they walk in the streets. Their skin has shriveled and it hangs on their bones, and it has become as dry as a stick of wood.</w:t>
-      </w:r>
-      <w:r>
-        <w:rPr>
-          <w:lang w:val="en_US" w:bidi="en_US"/>
-        </w:rPr>
-      </w:r>
-      <w:r>
-        <w:rPr>
-          <w:lang w:val="en_US" w:bidi="en_US"/>
-        </w:rPr>
-      </w:r>
-    </w:p>
-    <w:p>
-      <w:pPr/>
-      <w:r>
-        <w:rPr>
-          <w:lang w:val="en_US" w:bidi="en_US"/>
-        </w:rPr>
+        <w:t xml:space="preserve"> But now they look so dark and thin that no one recognizes them in the streets. Their skin has shriveled tightly over their bones and has dried out completely.</w:t>
       </w:r>
     </w:p>
     <w:p>
@@ -4903,25 +2740,7 @@
         <w:rPr>
           <w:lang w:val="en_US" w:bidi="en_US"/>
         </w:rPr>
-        <w:t xml:space="preserve"> It is better to die in a battle than to die of hunger. There was no food to harvest in the fields, so the people slowly starved until they died.</w:t>
-      </w:r>
-      <w:r>
-        <w:rPr>
-          <w:lang w:val="en_US" w:bidi="en_US"/>
-        </w:rPr>
-      </w:r>
-      <w:r>
-        <w:rPr>
-          <w:lang w:val="en_US" w:bidi="en_US"/>
-        </w:rPr>
-      </w:r>
-    </w:p>
-    <w:p>
-      <w:pPr/>
-      <w:r>
-        <w:rPr>
-          <w:lang w:val="en_US" w:bidi="en_US"/>
-        </w:rPr>
+        <w:t xml:space="preserve"> Those who died quickly in battle were better off than those who died slowly from starvation, because the starving people wasted away gradually since no food grew in the fields.</w:t>
       </w:r>
     </w:p>
     <w:p>
@@ -4942,25 +2761,7 @@
         <w:rPr>
           <w:lang w:val="en_US" w:bidi="en_US"/>
         </w:rPr>
-        <w:t xml:space="preserve"> Women who usually acted with love and compassion have killed and cooked their own children; they ate them when there was no other food, when Jerusalem was being destroyed by attacking armies.</w:t>
-      </w:r>
-      <w:r>
-        <w:rPr>
-          <w:lang w:val="en_US" w:bidi="en_US"/>
-        </w:rPr>
-      </w:r>
-      <w:r>
-        <w:rPr>
-          <w:lang w:val="en_US" w:bidi="en_US"/>
-        </w:rPr>
-      </w:r>
-    </w:p>
-    <w:p>
-      <w:pPr/>
-      <w:r>
-        <w:rPr>
-          <w:lang w:val="en_US" w:bidi="en_US"/>
-        </w:rPr>
+        <w:t xml:space="preserve"> Women who were normally very compassionate cooked their own children. They ate them as food when the enemy destroyed Jerusalem.</w:t>
       </w:r>
     </w:p>
     <w:p>
@@ -4981,25 +2782,7 @@
         <w:rPr>
           <w:lang w:val="en_US" w:bidi="en_US"/>
         </w:rPr>
-        <w:t xml:space="preserve"> Yahweh has shown to everyone how angry he was with his people! His anger spread like a fire in Zion (the city of Jerusalem) that burned the city down to its rock foundations.</w:t>
-      </w:r>
-      <w:r>
-        <w:rPr>
-          <w:lang w:val="en_US" w:bidi="en_US"/>
-        </w:rPr>
-      </w:r>
-      <w:r>
-        <w:rPr>
-          <w:lang w:val="en_US" w:bidi="en_US"/>
-        </w:rPr>
-      </w:r>
-    </w:p>
-    <w:p>
-      <w:pPr/>
-      <w:r>
-        <w:rPr>
-          <w:lang w:val="en_US" w:bidi="en_US"/>
-        </w:rPr>
+        <w:t xml:space="preserve"> Yahweh expressed all of his anger against Jerusalem. He burned the city with fire and destroyed it down to its very foundations.</w:t>
       </w:r>
     </w:p>
     <w:p>
@@ -5020,25 +2803,7 @@
         <w:rPr>
           <w:lang w:val="en_US" w:bidi="en_US"/>
         </w:rPr>
-        <w:t xml:space="preserve"> None of the kings on the earth or anyone else believed that any of our enemies could enter the gates of Jerusalem.</w:t>
-      </w:r>
-      <w:r>
-        <w:rPr>
-          <w:lang w:val="en_US" w:bidi="en_US"/>
-        </w:rPr>
-      </w:r>
-      <w:r>
-        <w:rPr>
-          <w:lang w:val="en_US" w:bidi="en_US"/>
-        </w:rPr>
-      </w:r>
-    </w:p>
-    <w:p>
-      <w:pPr/>
-      <w:r>
-        <w:rPr>
-          <w:lang w:val="en_US" w:bidi="en_US"/>
-        </w:rPr>
+        <w:t xml:space="preserve"> No king anywhere on the earth, and no one else in the whole world, believed that an enemy could ever enter the city of Jerusalem.</w:t>
       </w:r>
     </w:p>
     <w:p>
@@ -5059,25 +2824,7 @@
         <w:rPr>
           <w:lang w:val="en_US" w:bidi="en_US"/>
         </w:rPr>
-        <w:t xml:space="preserve"> But that is what happened; it happened because the prophets sinned; the priests also sinned by causing innocent people to die.</w:t>
-      </w:r>
-      <w:r>
-        <w:rPr>
-          <w:lang w:val="en_US" w:bidi="en_US"/>
-        </w:rPr>
-      </w:r>
-      <w:r>
-        <w:rPr>
-          <w:lang w:val="en_US" w:bidi="en_US"/>
-        </w:rPr>
-      </w:r>
-    </w:p>
-    <w:p>
-      <w:pPr/>
-      <w:r>
-        <w:rPr>
-          <w:lang w:val="en_US" w:bidi="en_US"/>
-        </w:rPr>
+        <w:t xml:space="preserve"> But it happened because Jerusalem’s prophets sinned and her priests did evil things. They killed innocent people right there in the city.</w:t>
       </w:r>
     </w:p>
     <w:p>
@@ -5098,25 +2845,7 @@
         <w:rPr>
           <w:lang w:val="en_US" w:bidi="en_US"/>
         </w:rPr>
-        <w:t xml:space="preserve"> The priests and prophets wander through the streets as though they were blind. No one will touch them because their clothes are stained with the blood of those innocent people.</w:t>
-      </w:r>
-      <w:r>
-        <w:rPr>
-          <w:lang w:val="en_US" w:bidi="en_US"/>
-        </w:rPr>
-      </w:r>
-      <w:r>
-        <w:rPr>
-          <w:lang w:val="en_US" w:bidi="en_US"/>
-        </w:rPr>
-      </w:r>
-    </w:p>
-    <w:p>
-      <w:pPr/>
-      <w:r>
-        <w:rPr>
-          <w:lang w:val="en_US" w:bidi="en_US"/>
-        </w:rPr>
+        <w:t xml:space="preserve"> Those prophets and priests wandered through the streets, confused and unable to find their way. The blood of the people they had killed made them so unclean that no one would touch even their clothes.</w:t>
       </w:r>
     </w:p>
     <w:p>
@@ -5137,25 +2866,7 @@
         <w:rPr>
           <w:lang w:val="en_US" w:bidi="en_US"/>
         </w:rPr>
-        <w:t xml:space="preserve"> These people shouted at the priests and prophets, saying, “Stay away from us! Do not touch us!” So the priests and prophets have fled from Israel, and they wander around from one country to another, but people in each country keep saying to them, “You cannot stay here!”</w:t>
-      </w:r>
-      <w:r>
-        <w:rPr>
-          <w:lang w:val="en_US" w:bidi="en_US"/>
-        </w:rPr>
-      </w:r>
-      <w:r>
-        <w:rPr>
-          <w:lang w:val="en_US" w:bidi="en_US"/>
-        </w:rPr>
-      </w:r>
-    </w:p>
-    <w:p>
-      <w:pPr/>
-      <w:r>
-        <w:rPr>
-          <w:lang w:val="en_US" w:bidi="en_US"/>
-        </w:rPr>
+        <w:t xml:space="preserve"> People shouted at them, “Go away! You are unclean! Do not touch us!” So those priests and prophets fled and wandered from place to place, but even the people in other nations said, “They cannot stay here.”</w:t>
       </w:r>
     </w:p>
     <w:p>
@@ -5176,25 +2887,7 @@
         <w:rPr>
           <w:lang w:val="en_US" w:bidi="en_US"/>
         </w:rPr>
-        <w:t xml:space="preserve"> It is Yahweh himself who has scattered them; he no longer is concerned about them. People do not welcome our priests any longer, and they care nothing for the elders.</w:t>
-      </w:r>
-      <w:r>
-        <w:rPr>
-          <w:lang w:val="en_US" w:bidi="en_US"/>
-        </w:rPr>
-      </w:r>
-      <w:r>
-        <w:rPr>
-          <w:lang w:val="en_US" w:bidi="en_US"/>
-        </w:rPr>
-      </w:r>
-    </w:p>
-    <w:p>
-      <w:pPr/>
-      <w:r>
-        <w:rPr>
-          <w:lang w:val="en_US" w:bidi="en_US"/>
-        </w:rPr>
+        <w:t xml:space="preserve"> Yahweh himself scattered them and no longer watches over them. People in those nations do not respect our priests and do not show any kindness to our elders.</w:t>
       </w:r>
     </w:p>
     <w:p>
@@ -5215,25 +2908,7 @@
         <w:rPr>
           <w:lang w:val="en_US" w:bidi="en_US"/>
         </w:rPr>
-        <w:t xml:space="preserve"> We continued to look for someone to help us before it was too late, but it was useless. We continued to watch to see if one of our allies would save us, but none of the nations that we were waiting for was willing to help us.</w:t>
-      </w:r>
-      <w:r>
-        <w:rPr>
-          <w:lang w:val="en_US" w:bidi="en_US"/>
-        </w:rPr>
-      </w:r>
-      <w:r>
-        <w:rPr>
-          <w:lang w:val="en_US" w:bidi="en_US"/>
-        </w:rPr>
-      </w:r>
-    </w:p>
-    <w:p>
-      <w:pPr/>
-      <w:r>
-        <w:rPr>
-          <w:lang w:val="en_US" w:bidi="en_US"/>
-        </w:rPr>
+        <w:t xml:space="preserve"> We kept watching and waiting for a nation to come and help us, but no help ever came. The nation we hoped would rescue us could not save us.</w:t>
       </w:r>
     </w:p>
     <w:p>
@@ -5254,25 +2929,7 @@
         <w:rPr>
           <w:lang w:val="en_US" w:bidi="en_US"/>
         </w:rPr>
-        <w:t xml:space="preserve"> Our enemies were pursuing us, so we could not even walk in our streets because they could take us as prisoners. Our enemies were about to capture us; it was time for them to kill us.</w:t>
-      </w:r>
-      <w:r>
-        <w:rPr>
-          <w:lang w:val="en_US" w:bidi="en_US"/>
-        </w:rPr>
-      </w:r>
-      <w:r>
-        <w:rPr>
-          <w:lang w:val="en_US" w:bidi="en_US"/>
-        </w:rPr>
-      </w:r>
-    </w:p>
-    <w:p>
-      <w:pPr/>
-      <w:r>
-        <w:rPr>
-          <w:lang w:val="en_US" w:bidi="en_US"/>
-        </w:rPr>
+        <w:t xml:space="preserve"> Our enemies tracked us so closely that we could not even walk through our own city squares. The time for our destruction was near, and our final days had come.</w:t>
       </w:r>
     </w:p>
     <w:p>
@@ -5293,25 +2950,7 @@
         <w:rPr>
           <w:lang w:val="en_US" w:bidi="en_US"/>
         </w:rPr>
-        <w:t xml:space="preserve"> Those who ran after us were faster than eagles flying in the sky. Even if we fled to the mountains or hid in the desert, they went there ahead of us and waited to attack us.</w:t>
-      </w:r>
-      <w:r>
-        <w:rPr>
-          <w:lang w:val="en_US" w:bidi="en_US"/>
-        </w:rPr>
-      </w:r>
-      <w:r>
-        <w:rPr>
-          <w:lang w:val="en_US" w:bidi="en_US"/>
-        </w:rPr>
-      </w:r>
-    </w:p>
-    <w:p>
-      <w:pPr/>
-      <w:r>
-        <w:rPr>
-          <w:lang w:val="en_US" w:bidi="en_US"/>
-        </w:rPr>
+        <w:t xml:space="preserve"> Those who chased us were extremely fast. They pursued us over the mountains and ambushed us in the desert.</w:t>
       </w:r>
     </w:p>
     <w:p>
@@ -5332,25 +2971,7 @@
         <w:rPr>
           <w:lang w:val="en_US" w:bidi="en_US"/>
         </w:rPr>
-        <w:t xml:space="preserve"> Our king, whom Yahweh had appointed, the one who enabled us to live, the one whom we trusted to protect us when we had to live in the other nations as slaves— the enemy captured him, as you would capture an animal in a pit.</w:t>
-      </w:r>
-      <w:r>
-        <w:rPr>
-          <w:lang w:val="en_US" w:bidi="en_US"/>
-        </w:rPr>
-      </w:r>
-      <w:r>
-        <w:rPr>
-          <w:lang w:val="en_US" w:bidi="en_US"/>
-        </w:rPr>
-      </w:r>
-    </w:p>
-    <w:p>
-      <w:pPr/>
-      <w:r>
-        <w:rPr>
-          <w:lang w:val="en_US" w:bidi="en_US"/>
-        </w:rPr>
+        <w:t xml:space="preserve"> Our enemies captured the king whom Yahweh had chosen to lead us, the one who kept us alive. We had said about him, “He will protect us even if we have to live among other nations.”</w:t>
       </w:r>
     </w:p>
     <w:p>
@@ -5371,25 +2992,7 @@
         <w:rPr>
           <w:lang w:val="en_US" w:bidi="en_US"/>
         </w:rPr>
-        <w:t xml:space="preserve"> You people of Edom and Uz, you should be happy while you can, but Yahweh will punish you also. You will become so drunk that you will strip off your own clothes.</w:t>
-      </w:r>
-      <w:r>
-        <w:rPr>
-          <w:lang w:val="en_US" w:bidi="en_US"/>
-        </w:rPr>
-      </w:r>
-      <w:r>
-        <w:rPr>
-          <w:lang w:val="en_US" w:bidi="en_US"/>
-        </w:rPr>
-      </w:r>
-    </w:p>
-    <w:p>
-      <w:pPr/>
-      <w:r>
-        <w:rPr>
-          <w:lang w:val="en_US" w:bidi="en_US"/>
-        </w:rPr>
+        <w:t xml:space="preserve"> The people of Edom who live in the land of Uz may be happy now about what has happened to Jerusalem, but Yahweh will punish them too. He will cause them to suffer greatly and be completely humiliated.</w:t>
       </w:r>
     </w:p>
     <w:p>
@@ -5410,25 +3013,7 @@
         <w:rPr>
           <w:lang w:val="en_US" w:bidi="en_US"/>
         </w:rPr>
-        <w:t xml:space="preserve"> You people of Zion (whose home is in Jerusalem), the time when Yahweh punishes you for your sins will come to an end. He will bring an end to the time you must spend in exile. But you people who are from Edom, Yahweh will punish you for your sins and he will make known to everyone the wicked things you have done.</w:t>
-      </w:r>
-      <w:r>
-        <w:rPr>
-          <w:lang w:val="en_US" w:bidi="en_US"/>
-        </w:rPr>
-      </w:r>
-      <w:r>
-        <w:rPr>
-          <w:lang w:val="en_US" w:bidi="en_US"/>
-        </w:rPr>
-      </w:r>
-    </w:p>
-    <w:p>
-      <w:pPr/>
-      <w:r>
-        <w:rPr>
-          <w:lang w:val="en_US" w:bidi="en_US"/>
-        </w:rPr>
+        <w:t xml:space="preserve"> Yahweh will finish punishing the people of Jerusalem, and he will not keep them in exile any longer. However, he will punish the people of Edom and expose all the evil things they have done.</w:t>
       </w:r>
     </w:p>
     <w:p>
@@ -5465,25 +3050,7 @@
         <w:rPr>
           <w:lang w:val="en_US" w:bidi="en_US"/>
         </w:rPr>
-        <w:t xml:space="preserve"> Yahweh, think about what has happened to us. See how no one respects us any longer.</w:t>
-      </w:r>
-      <w:r>
-        <w:rPr>
-          <w:lang w:val="en_US" w:bidi="en_US"/>
-        </w:rPr>
-      </w:r>
-      <w:r>
-        <w:rPr>
-          <w:lang w:val="en_US" w:bidi="en_US"/>
-        </w:rPr>
-      </w:r>
-    </w:p>
-    <w:p>
-      <w:pPr/>
-      <w:r>
-        <w:rPr>
-          <w:lang w:val="en_US" w:bidi="en_US"/>
-        </w:rPr>
+        <w:t xml:space="preserve"> Yahweh, think about what has happened to us. Pay attention and see how people have disgraced us.</w:t>
       </w:r>
     </w:p>
     <w:p>
@@ -5504,25 +3071,7 @@
         <w:rPr>
           <w:lang w:val="en_US" w:bidi="en_US"/>
         </w:rPr>
-        <w:t xml:space="preserve"> Foreigners have seized our property, and now they live in our homes.</w:t>
-      </w:r>
-      <w:r>
-        <w:rPr>
-          <w:lang w:val="en_US" w:bidi="en_US"/>
-        </w:rPr>
-      </w:r>
-      <w:r>
-        <w:rPr>
-          <w:lang w:val="en_US" w:bidi="en_US"/>
-        </w:rPr>
-      </w:r>
-    </w:p>
-    <w:p>
-      <w:pPr/>
-      <w:r>
-        <w:rPr>
-          <w:lang w:val="en_US" w:bidi="en_US"/>
-        </w:rPr>
+        <w:t xml:space="preserve"> Our enemies have taken our property and given it to people we do not know; they have seized our homes and given them to people who are not Israelites.</w:t>
       </w:r>
     </w:p>
     <w:p>
@@ -5543,25 +3092,7 @@
         <w:rPr>
           <w:lang w:val="en_US" w:bidi="en_US"/>
         </w:rPr>
-        <w:t xml:space="preserve"> Our enemies have killed our fathers, and caused our mothers to become widows.</w:t>
-      </w:r>
-      <w:r>
-        <w:rPr>
-          <w:lang w:val="en_US" w:bidi="en_US"/>
-        </w:rPr>
-      </w:r>
-      <w:r>
-        <w:rPr>
-          <w:lang w:val="en_US" w:bidi="en_US"/>
-        </w:rPr>
-      </w:r>
-    </w:p>
-    <w:p>
-      <w:pPr/>
-      <w:r>
-        <w:rPr>
-          <w:lang w:val="en_US" w:bidi="en_US"/>
-        </w:rPr>
+        <w:t xml:space="preserve"> We have no fathers to care for us; our mothers have no husbands.</w:t>
       </w:r>
     </w:p>
     <w:p>
@@ -5582,25 +3113,7 @@
         <w:rPr>
           <w:lang w:val="en_US" w:bidi="en_US"/>
         </w:rPr>
-        <w:t xml:space="preserve"> Now they make us pay for water to drink, and pay for firewood.</w:t>
-      </w:r>
-      <w:r>
-        <w:rPr>
-          <w:lang w:val="en_US" w:bidi="en_US"/>
-        </w:rPr>
-      </w:r>
-      <w:r>
-        <w:rPr>
-          <w:lang w:val="en_US" w:bidi="en_US"/>
-        </w:rPr>
-      </w:r>
-    </w:p>
-    <w:p>
-      <w:pPr/>
-      <w:r>
-        <w:rPr>
-          <w:lang w:val="en_US" w:bidi="en_US"/>
-        </w:rPr>
+        <w:t xml:space="preserve"> We have to pay money to drink our own water, and we have to buy the wood that we need.</w:t>
       </w:r>
     </w:p>
     <w:p>
@@ -5621,25 +3134,7 @@
         <w:rPr>
           <w:lang w:val="en_US" w:bidi="en_US"/>
         </w:rPr>
-        <w:t xml:space="preserve"> The enemy runs after us and is very close to us; we are exhausted, but they do not allow us to rest.</w:t>
-      </w:r>
-      <w:r>
-        <w:rPr>
-          <w:lang w:val="en_US" w:bidi="en_US"/>
-        </w:rPr>
-      </w:r>
-      <w:r>
-        <w:rPr>
-          <w:lang w:val="en_US" w:bidi="en_US"/>
-        </w:rPr>
-      </w:r>
-    </w:p>
-    <w:p>
-      <w:pPr/>
-      <w:r>
-        <w:rPr>
-          <w:lang w:val="en_US" w:bidi="en_US"/>
-        </w:rPr>
+        <w:t xml:space="preserve"> Our enemies chase us and never let up; we are exhausted, but they do not let us rest.</w:t>
       </w:r>
     </w:p>
     <w:p>
@@ -5660,25 +3155,7 @@
         <w:rPr>
           <w:lang w:val="en_US" w:bidi="en_US"/>
         </w:rPr>
-        <w:t xml:space="preserve"> In order to get enough food to remain alive, we begged Egypt and Assyria to help us.</w:t>
-      </w:r>
-      <w:r>
-        <w:rPr>
-          <w:lang w:val="en_US" w:bidi="en_US"/>
-        </w:rPr>
-      </w:r>
-      <w:r>
-        <w:rPr>
-          <w:lang w:val="en_US" w:bidi="en_US"/>
-        </w:rPr>
-      </w:r>
-    </w:p>
-    <w:p>
-      <w:pPr/>
-      <w:r>
-        <w:rPr>
-          <w:lang w:val="en_US" w:bidi="en_US"/>
-        </w:rPr>
+        <w:t xml:space="preserve"> We surrendered to Egypt and Assyria so that we could get enough food to survive.</w:t>
       </w:r>
     </w:p>
     <w:p>
@@ -5699,25 +3176,7 @@
         <w:rPr>
           <w:lang w:val="en_US" w:bidi="en_US"/>
         </w:rPr>
-        <w:t xml:space="preserve"> Our ancestors sinned, and now they are dead, but we are suffering for the sins that they committed.</w:t>
-      </w:r>
-      <w:r>
-        <w:rPr>
-          <w:lang w:val="en_US" w:bidi="en_US"/>
-        </w:rPr>
-      </w:r>
-      <w:r>
-        <w:rPr>
-          <w:lang w:val="en_US" w:bidi="en_US"/>
-        </w:rPr>
-      </w:r>
-    </w:p>
-    <w:p>
-      <w:pPr/>
-      <w:r>
-        <w:rPr>
-          <w:lang w:val="en_US" w:bidi="en_US"/>
-        </w:rPr>
+        <w:t xml:space="preserve"> Our ancestors sinned and then they died, but we are the ones suffering for what they did wrong.</w:t>
       </w:r>
     </w:p>
     <w:p>
@@ -5738,25 +3197,7 @@
         <w:rPr>
           <w:lang w:val="en_US" w:bidi="en_US"/>
         </w:rPr>
-        <w:t xml:space="preserve"> Now the people who rule over us are themselves slaves to their own masters in Babylon. There is no one who can rescue us from their power.</w:t>
-      </w:r>
-      <w:r>
-        <w:rPr>
-          <w:lang w:val="en_US" w:bidi="en_US"/>
-        </w:rPr>
-      </w:r>
-      <w:r>
-        <w:rPr>
-          <w:lang w:val="en_US" w:bidi="en_US"/>
-        </w:rPr>
-      </w:r>
-    </w:p>
-    <w:p>
-      <w:pPr/>
-      <w:r>
-        <w:rPr>
-          <w:lang w:val="en_US" w:bidi="en_US"/>
-        </w:rPr>
+        <w:t xml:space="preserve"> People who used to be slaves now rule over us, and no one can rescue us from their power.</w:t>
       </w:r>
     </w:p>
     <w:p>
@@ -5777,25 +3218,7 @@
         <w:rPr>
           <w:lang w:val="en_US" w:bidi="en_US"/>
         </w:rPr>
-        <w:t xml:space="preserve"> We go far to look for food, but we are in danger of dying when we do so, because of the robbers who live in the wilderness.</w:t>
-      </w:r>
-      <w:r>
-        <w:rPr>
-          <w:lang w:val="en_US" w:bidi="en_US"/>
-        </w:rPr>
-      </w:r>
-      <w:r>
-        <w:rPr>
-          <w:lang w:val="en_US" w:bidi="en_US"/>
-        </w:rPr>
-      </w:r>
-    </w:p>
-    <w:p>
-      <w:pPr/>
-      <w:r>
-        <w:rPr>
-          <w:lang w:val="en_US" w:bidi="en_US"/>
-        </w:rPr>
+        <w:t xml:space="preserve"> We risk our lives when we go out to get food, because violent people in the wilderness will kill us.</w:t>
       </w:r>
     </w:p>
     <w:p>
@@ -5816,25 +3239,7 @@
         <w:rPr>
           <w:lang w:val="en_US" w:bidi="en_US"/>
         </w:rPr>
-        <w:t xml:space="preserve"> Our skin has become hot like an oven, and we have a very high fever because we are extremely hungry.</w:t>
-      </w:r>
-      <w:r>
-        <w:rPr>
-          <w:lang w:val="en_US" w:bidi="en_US"/>
-        </w:rPr>
-      </w:r>
-      <w:r>
-        <w:rPr>
-          <w:lang w:val="en_US" w:bidi="en_US"/>
-        </w:rPr>
-      </w:r>
-    </w:p>
-    <w:p>
-      <w:pPr/>
-      <w:r>
-        <w:rPr>
-          <w:lang w:val="en_US" w:bidi="en_US"/>
-        </w:rPr>
+        <w:t xml:space="preserve"> Our skin burns with fever because we are starving so badly.</w:t>
       </w:r>
     </w:p>
     <w:p>
@@ -5855,25 +3260,7 @@
         <w:rPr>
           <w:lang w:val="en_US" w:bidi="en_US"/>
         </w:rPr>
-        <w:t xml:space="preserve"> Our enemies have violated the women in Jerusalem, and they have done that to the young women in all the towns of Judea.</w:t>
-      </w:r>
-      <w:r>
-        <w:rPr>
-          <w:lang w:val="en_US" w:bidi="en_US"/>
-        </w:rPr>
-      </w:r>
-      <w:r>
-        <w:rPr>
-          <w:lang w:val="en_US" w:bidi="en_US"/>
-        </w:rPr>
-      </w:r>
-    </w:p>
-    <w:p>
-      <w:pPr/>
-      <w:r>
-        <w:rPr>
-          <w:lang w:val="en_US" w:bidi="en_US"/>
-        </w:rPr>
+        <w:t xml:space="preserve"> Our enemies raped women in Zion and young women in the towns of Judah.</w:t>
       </w:r>
     </w:p>
     <w:p>
@@ -5894,25 +3281,7 @@
         <w:rPr>
           <w:lang w:val="en_US" w:bidi="en_US"/>
         </w:rPr>
-        <w:t xml:space="preserve"> Our enemies have hanged our leaders, and they have not respected our elders.</w:t>
-      </w:r>
-      <w:r>
-        <w:rPr>
-          <w:lang w:val="en_US" w:bidi="en_US"/>
-        </w:rPr>
-      </w:r>
-      <w:r>
-        <w:rPr>
-          <w:lang w:val="en_US" w:bidi="en_US"/>
-        </w:rPr>
-      </w:r>
-    </w:p>
-    <w:p>
-      <w:pPr/>
-      <w:r>
-        <w:rPr>
-          <w:lang w:val="en_US" w:bidi="en_US"/>
-        </w:rPr>
+        <w:t xml:space="preserve"> Our enemies hung our leaders by their hands; they did not respect our elders.</w:t>
       </w:r>
     </w:p>
     <w:p>
@@ -5933,25 +3302,7 @@
         <w:rPr>
           <w:lang w:val="en_US" w:bidi="en_US"/>
         </w:rPr>
-        <w:t xml:space="preserve"> They force our young men to grind flour with millstones, and young boys stagger while they are forced to carry heavy loads of firewood.</w:t>
-      </w:r>
-      <w:r>
-        <w:rPr>
-          <w:lang w:val="en_US" w:bidi="en_US"/>
-        </w:rPr>
-      </w:r>
-      <w:r>
-        <w:rPr>
-          <w:lang w:val="en_US" w:bidi="en_US"/>
-        </w:rPr>
-      </w:r>
-    </w:p>
-    <w:p>
-      <w:pPr/>
-      <w:r>
-        <w:rPr>
-          <w:lang w:val="en_US" w:bidi="en_US"/>
-        </w:rPr>
+        <w:t xml:space="preserve"> They forced our young men to grind flour with millstones, and boys staggered under heavy loads of firewood.</w:t>
       </w:r>
     </w:p>
     <w:p>
@@ -5972,25 +3323,7 @@
         <w:rPr>
           <w:lang w:val="en_US" w:bidi="en_US"/>
         </w:rPr>
-        <w:t xml:space="preserve"> Our elders no longer sit at the city gates to make important decisions; the young men no longer play their musical instruments.</w:t>
-      </w:r>
-      <w:r>
-        <w:rPr>
-          <w:lang w:val="en_US" w:bidi="en_US"/>
-        </w:rPr>
-      </w:r>
-      <w:r>
-        <w:rPr>
-          <w:lang w:val="en_US" w:bidi="en_US"/>
-        </w:rPr>
-      </w:r>
-    </w:p>
-    <w:p>
-      <w:pPr/>
-      <w:r>
-        <w:rPr>
-          <w:lang w:val="en_US" w:bidi="en_US"/>
-        </w:rPr>
+        <w:t xml:space="preserve"> Our elders no longer gather to make decisions, and our young men no longer play music.</w:t>
       </w:r>
     </w:p>
     <w:p>
@@ -6011,25 +3344,7 @@
         <w:rPr>
           <w:lang w:val="en_US" w:bidi="en_US"/>
         </w:rPr>
-        <w:t xml:space="preserve"> We are no longer joyful; instead of dancing joyfully, we now mourn.</w:t>
-      </w:r>
-      <w:r>
-        <w:rPr>
-          <w:lang w:val="en_US" w:bidi="en_US"/>
-        </w:rPr>
-      </w:r>
-      <w:r>
-        <w:rPr>
-          <w:lang w:val="en_US" w:bidi="en_US"/>
-        </w:rPr>
-      </w:r>
-    </w:p>
-    <w:p>
-      <w:pPr/>
-      <w:r>
-        <w:rPr>
-          <w:lang w:val="en_US" w:bidi="en_US"/>
-        </w:rPr>
+        <w:t xml:space="preserve"> We no longer feel happy; instead of dancing, we grieve.</w:t>
       </w:r>
     </w:p>
     <w:p>
@@ -6050,25 +3365,7 @@
         <w:rPr>
           <w:lang w:val="en_US" w:bidi="en_US"/>
         </w:rPr>
-        <w:t xml:space="preserve"> The wreaths of flowers have fallen off our heads. Terrible things have happened to us because of the sins that we committed.</w:t>
-      </w:r>
-      <w:r>
-        <w:rPr>
-          <w:lang w:val="en_US" w:bidi="en_US"/>
-        </w:rPr>
-      </w:r>
-      <w:r>
-        <w:rPr>
-          <w:lang w:val="en_US" w:bidi="en_US"/>
-        </w:rPr>
-      </w:r>
-    </w:p>
-    <w:p>
-      <w:pPr/>
-      <w:r>
-        <w:rPr>
-          <w:lang w:val="en_US" w:bidi="en_US"/>
-        </w:rPr>
+        <w:t xml:space="preserve"> We have lost the honor that we once had. How terrible it is for us, because we have sinned!</w:t>
       </w:r>
     </w:p>
     <w:p>
@@ -6089,25 +3386,7 @@
         <w:rPr>
           <w:lang w:val="en_US" w:bidi="en_US"/>
         </w:rPr>
-        <w:t xml:space="preserve"> We are tired and discouraged, and we cannot see well because our eyes are full of tears.</w:t>
-      </w:r>
-      <w:r>
-        <w:rPr>
-          <w:lang w:val="en_US" w:bidi="en_US"/>
-        </w:rPr>
-      </w:r>
-      <w:r>
-        <w:rPr>
-          <w:lang w:val="en_US" w:bidi="en_US"/>
-        </w:rPr>
-      </w:r>
-    </w:p>
-    <w:p>
-      <w:pPr/>
-      <w:r>
-        <w:rPr>
-          <w:lang w:val="en_US" w:bidi="en_US"/>
-        </w:rPr>
+        <w:t xml:space="preserve"> Because of all this, we feel sick inside; because of these things, we cannot stop crying.</w:t>
       </w:r>
     </w:p>
     <w:p>
@@ -6128,25 +3407,7 @@
         <w:rPr>
           <w:lang w:val="en_US" w:bidi="en_US"/>
         </w:rPr>
-        <w:t xml:space="preserve"> Jerusalem has no one living any more in it, and jackals prowl around in it.</w:t>
-      </w:r>
-      <w:r>
-        <w:rPr>
-          <w:lang w:val="en_US" w:bidi="en_US"/>
-        </w:rPr>
-      </w:r>
-      <w:r>
-        <w:rPr>
-          <w:lang w:val="en_US" w:bidi="en_US"/>
-        </w:rPr>
-      </w:r>
-    </w:p>
-    <w:p>
-      <w:pPr/>
-      <w:r>
-        <w:rPr>
-          <w:lang w:val="en_US" w:bidi="en_US"/>
-        </w:rPr>
+        <w:t xml:space="preserve"> We are sad because Mount Zion lies empty with no one living there; foxes roam through it.</w:t>
       </w:r>
     </w:p>
     <w:p>
@@ -6167,25 +3428,7 @@
         <w:rPr>
           <w:lang w:val="en_US" w:bidi="en_US"/>
         </w:rPr>
-        <w:t xml:space="preserve"> But Yahweh, you rule forever! You continue to rule from one generation to the next generation.</w:t>
-      </w:r>
-      <w:r>
-        <w:rPr>
-          <w:lang w:val="en_US" w:bidi="en_US"/>
-        </w:rPr>
-      </w:r>
-      <w:r>
-        <w:rPr>
-          <w:lang w:val="en_US" w:bidi="en_US"/>
-        </w:rPr>
-      </w:r>
-    </w:p>
-    <w:p>
-      <w:pPr/>
-      <w:r>
-        <w:rPr>
-          <w:lang w:val="en_US" w:bidi="en_US"/>
-        </w:rPr>
+        <w:t xml:space="preserve"> But you, Yahweh, rule forever! You have authority over every generation.</w:t>
       </w:r>
     </w:p>
     <w:p>
@@ -6206,25 +3449,7 @@
         <w:rPr>
           <w:lang w:val="en_US" w:bidi="en_US"/>
         </w:rPr>
-        <w:t xml:space="preserve"> So why have you forgotten us? Will you abandon us for a very long time?</w:t>
-      </w:r>
-      <w:r>
-        <w:rPr>
-          <w:lang w:val="en_US" w:bidi="en_US"/>
-        </w:rPr>
-      </w:r>
-      <w:r>
-        <w:rPr>
-          <w:lang w:val="en_US" w:bidi="en_US"/>
-        </w:rPr>
-      </w:r>
-    </w:p>
-    <w:p>
-      <w:pPr/>
-      <w:r>
-        <w:rPr>
-          <w:lang w:val="en_US" w:bidi="en_US"/>
-        </w:rPr>
+        <w:t xml:space="preserve"> It feels as though you have forgotten us completely and abandoned us for such a long time.</w:t>
       </w:r>
     </w:p>
     <w:p>
@@ -6245,25 +3470,7 @@
         <w:rPr>
           <w:lang w:val="en_US" w:bidi="en_US"/>
         </w:rPr>
-        <w:t xml:space="preserve"> Please enable us to return to you, and enable us to prosper as we did previously.</w:t>
-      </w:r>
-      <w:r>
-        <w:rPr>
-          <w:lang w:val="en_US" w:bidi="en_US"/>
-        </w:rPr>
-      </w:r>
-      <w:r>
-        <w:rPr>
-          <w:lang w:val="en_US" w:bidi="en_US"/>
-        </w:rPr>
-      </w:r>
-    </w:p>
-    <w:p>
-      <w:pPr/>
-      <w:r>
-        <w:rPr>
-          <w:lang w:val="en_US" w:bidi="en_US"/>
-        </w:rPr>
+        <w:t xml:space="preserve"> Yahweh, please bring us back to yourself so that we may return; make our lives as good as they were before.</w:t>
       </w:r>
     </w:p>
     <w:p>
@@ -6284,17 +3491,7 @@
         <w:rPr>
           <w:lang w:val="en_US" w:bidi="en_US"/>
         </w:rPr>
-        <w:t xml:space="preserve"> Please do that, or is it really true that you have rejected us forever? Is it really true that you will never stop being extremely angry with us?</w:t>
-      </w:r>
-      <w:r>
-        <w:rPr>
-          <w:lang w:val="en_US" w:bidi="en_US"/>
-        </w:rPr>
-      </w:r>
-      <w:r>
-        <w:rPr>
-          <w:lang w:val="en_US" w:bidi="en_US"/>
-        </w:rPr>
+        <w:t xml:space="preserve"> Please do not completely reject us or stay extremely angry with us forever!</w:t>
       </w:r>
     </w:p>
     <w:sectPr>

--- a/eng/docx/25.content.docx
+++ b/eng/docx/25.content.docx
@@ -19,7 +19,7 @@
         <w:rPr>
           <w:lang w:val="en_US" w:bidi="en_US"/>
         </w:rPr>
-        <w:t>Resource: unfoldingWord Simplified</w:t>
+        <w:t>Resource: unfoldingWord Simplified Text</w:t>
       </w:r>
       <w:r>
         <w:rPr>
@@ -39,13 +39,13 @@
           <w:b/>
           <w:lang w:val="en_US" w:bidi="en_US"/>
         </w:rPr>
-        <w:t>unfoldingWord Simplified</w:t>
-      </w:r>
-      <w:r>
-        <w:rPr>
-          <w:lang w:val="en_US" w:bidi="en_US"/>
-        </w:rPr>
-        <w:t xml:space="preserve"> © 2022 </w:t>
+        <w:t>unfoldingWord Simplified Text</w:t>
+      </w:r>
+      <w:r>
+        <w:rPr>
+          <w:lang w:val="en_US" w:bidi="en_US"/>
+        </w:rPr>
+        <w:t xml:space="preserve"> © 2026 </w:t>
       </w:r>
       <w:hyperlink r:id="rId13">
         <w:r>
@@ -74,7 +74,7 @@
             <w:color w:val="0000EE"/>
             <w:u w:val="single"/>
           </w:rPr>
-          <w:t>CC BY-SA 4.0 license</w:t>
+          <w:t>CC BY-SA 4.0</w:t>
         </w:r>
       </w:hyperlink>
       <w:r>
@@ -102,7 +102,7 @@
         <w:rPr>
           <w:lang w:val="en_US" w:bidi="en_US"/>
         </w:rPr>
-        <w:t>unfoldingWord Simplified</w:t>
+        <w:t>unfoldingWord Simplified Text</w:t>
       </w:r>
     </w:p>
     <w:p>
